--- a/Finwise-Architecture-and-Deployment-Guide.docx
+++ b/Finwise-Architecture-and-Deployment-Guide.docx
@@ -208,7 +208,7 @@
           </w:tcPr>
           <w:p>
             <w:r>
-              <w:t>30 April 2026, 12:33 AM</w:t>
+              <w:t>30 April 2026, 12:25 PM</w:t>
             </w:r>
           </w:p>
         </w:tc>
@@ -224,7 +224,7 @@
           <w:i/>
           <w:color w:val="6B6560"/>
         </w:rPr>
-        <w:t>This guide documents the real implementation choices used in the live application, including Firebase authentication, Firestore storage, AI proxy architecture, Vercel serverless deployment, and post-launch performance optimization.</w:t>
+        <w:t>This guide documents the real implementation choices used in the live application, including Firebase authentication, Firestore transaction storage, Firebase-backed profile persistence, AI and market proxy architecture, and Vercel serverless deployment.</w:t>
       </w:r>
     </w:p>
     <w:p>
@@ -318,7 +318,7 @@
         <w:spacing w:after="60"/>
       </w:pPr>
       <w:r>
-        <w:t>9. Local Development Workflow</w:t>
+        <w:t>9. Market Holdings and Valuation Platform</w:t>
       </w:r>
     </w:p>
     <w:p>
@@ -327,7 +327,7 @@
         <w:spacing w:after="60"/>
       </w:pPr>
       <w:r>
-        <w:t>10. Production Deployment on Vercel</w:t>
+        <w:t>10. Local Development Workflow</w:t>
       </w:r>
     </w:p>
     <w:p>
@@ -336,7 +336,7 @@
         <w:spacing w:after="60"/>
       </w:pPr>
       <w:r>
-        <w:t>11. Environment Variables and Secrets</w:t>
+        <w:t>11. Production Deployment on Vercel</w:t>
       </w:r>
     </w:p>
     <w:p>
@@ -345,7 +345,7 @@
         <w:spacing w:after="60"/>
       </w:pPr>
       <w:r>
-        <w:t>12. Security and Reliability Decisions</w:t>
+        <w:t>12. Environment Variables and Secrets</w:t>
       </w:r>
     </w:p>
     <w:p>
@@ -354,7 +354,7 @@
         <w:spacing w:after="60"/>
       </w:pPr>
       <w:r>
-        <w:t>13. Performance Optimization and Code Splitting</w:t>
+        <w:t>13. Security and Reliability Decisions</w:t>
       </w:r>
     </w:p>
     <w:p>
@@ -363,7 +363,7 @@
         <w:spacing w:after="60"/>
       </w:pPr>
       <w:r>
-        <w:t>14. Implementation Journey and Major Decisions</w:t>
+        <w:t>14. Performance Optimization and Code Splitting</w:t>
       </w:r>
     </w:p>
     <w:p>
@@ -372,7 +372,7 @@
         <w:spacing w:after="60"/>
       </w:pPr>
       <w:r>
-        <w:t>15. Testing and Validation Checklist</w:t>
+        <w:t>15. Implementation Journey and Major Decisions</w:t>
       </w:r>
     </w:p>
     <w:p>
@@ -381,7 +381,7 @@
         <w:spacing w:after="60"/>
       </w:pPr>
       <w:r>
-        <w:t>16. Troubleshooting Reference</w:t>
+        <w:t>16. Testing and Validation Checklist</w:t>
       </w:r>
     </w:p>
     <w:p>
@@ -390,7 +390,7 @@
         <w:spacing w:after="60"/>
       </w:pPr>
       <w:r>
-        <w:t>17. File and Folder Reference</w:t>
+        <w:t>17. Troubleshooting Reference</w:t>
       </w:r>
     </w:p>
     <w:p>
@@ -399,7 +399,16 @@
         <w:spacing w:after="60"/>
       </w:pPr>
       <w:r>
-        <w:t>18. Recommended Next Steps</w:t>
+        <w:t>18. File and Folder Reference</w:t>
+      </w:r>
+    </w:p>
+    <w:p>
+      <w:pPr>
+        <w:pStyle w:val="ListBullet"/>
+        <w:spacing w:after="60"/>
+      </w:pPr>
+      <w:r>
+        <w:t>19. Recommended Next Steps</w:t>
       </w:r>
     </w:p>
     <w:p>
@@ -420,7 +429,7 @@
         <w:spacing w:after="160"/>
       </w:pPr>
       <w:r>
-        <w:t>Finwise is a premium personal finance tracker built as a React single-page application with Firebase for authentication and transaction storage, plus a backend AI proxy for secure model access. The app evolved from a lighter expense tracker into a broader command center covering income, expenses, investments, insurance, goals, net worth, analytics, AI reasoning, import/export, and account controls.</w:t>
+        <w:t>Finwise is a premium personal finance tracker built as a React single-page application with Firebase for authentication and data persistence, plus backend AI and market-data runtimes for secure provider access. The app evolved from a lighter expense tracker into a broader command center covering income, expenses, investments, insurance, live-valued market holdings, goals, net worth, analytics, AI reasoning, import/export, and account controls.</w:t>
       </w:r>
     </w:p>
     <w:p>
@@ -438,7 +447,7 @@
         <w:spacing w:after="80"/>
       </w:pPr>
       <w:r>
-        <w:t>The app is designed to support both manual entry and CSV import, then turn that data into diagnostics, alerts, planning, and AI-assisted explanation.</w:t>
+        <w:t>The app is designed to support both manual entry and CSV import, then turn that data into diagnostics, alerts, planning, portfolio valuation, and AI-assisted explanation.</w:t>
       </w:r>
     </w:p>
     <w:p>
@@ -723,7 +732,7 @@
           </w:tcPr>
           <w:p>
             <w:r>
-              <w:t>Manual assets, liabilities, liquidity buffer, debt ratio, balance-sheet diagnostics, starter templates</w:t>
+              <w:t>Manual assets, liabilities, liquidity buffer, debt ratio, balance-sheet diagnostics, starter templates, and live market holdings</w:t>
             </w:r>
           </w:p>
         </w:tc>
@@ -1092,7 +1101,7 @@
           </w:tcPr>
           <w:p>
             <w:r>
-              <w:t>Simple per-user transaction storage with real-time snapshots</w:t>
+              <w:t>Per-user transaction storage plus Firebase-backed profile state for goals, holdings, assets, liabilities, snapshots, and preferences</w:t>
             </w:r>
           </w:p>
         </w:tc>
@@ -1111,7 +1120,7 @@
           </w:tcPr>
           <w:p>
             <w:r>
-              <w:t>AI Proxy</w:t>
+              <w:t>Backend Runtime</w:t>
             </w:r>
           </w:p>
         </w:tc>
@@ -1145,7 +1154,7 @@
           </w:tcPr>
           <w:p>
             <w:r>
-              <w:t>Kept provider keys away from the browser and unified multiple model providers</w:t>
+              <w:t>Kept AI and market-data keys away from the browser and unified runtime behavior across local and deployed environments</w:t>
             </w:r>
           </w:p>
         </w:tc>
@@ -1217,7 +1226,7 @@
         <w:spacing w:after="160"/>
       </w:pPr>
       <w:r>
-        <w:t>The architecture has three major zones: the client app, the backend AI runtime, and the external managed services. Firebase handles identity and transaction storage. The AI runtime handles provider selection and key isolation. The Vercel deployment serves both the frontend bundle and the production API functions.</w:t>
+        <w:t>The architecture has four major zones: the client app, Firebase-managed identity and persistence, the backend AI and market runtimes, and the external managed providers. Firebase handles identity, transactions, and profile state. The backend runtimes handle provider selection, market refresh, and key isolation. The Vercel deployment serves both the frontend bundle and the production API functions.</w:t>
       </w:r>
     </w:p>
     <w:p>
@@ -1284,7 +1293,7 @@
         <w:spacing w:after="160"/>
       </w:pPr>
       <w:r>
-        <w:t>The main stateful shell lives in `src/App.jsx`. It owns authentication state, transaction subscription, derived metrics, tab routing, AI request orchestration, budget settings, goals, assets, liabilities, and notification toasts. Feature screens are modular React components loaded on demand through lazy loading and a `Suspense` boundary.</w:t>
+        <w:t>The main stateful shell lives in `src/App.jsx`. It owns authentication state, transaction subscription, Firebase-backed profile state, derived metrics, tab routing, AI request orchestration, market-holdings persistence, budget settings, goals, assets, liabilities, and notification toasts. Feature screens are modular React components loaded on demand through lazy loading and a `Suspense` boundary.</w:t>
       </w:r>
     </w:p>
     <w:p>
@@ -1311,7 +1320,7 @@
         <w:spacing w:after="80"/>
       </w:pPr>
       <w:r>
-        <w:t>Shared logic lives in `src/lib/utils.js`, `src/lib/constants.js`, and `src/lib/ai.js`.</w:t>
+        <w:t>Shared logic lives in `src/lib/utils.js`, `src/lib/constants.js`, `src/lib/ai.js`, and `src/lib/market.js`.</w:t>
       </w:r>
     </w:p>
     <w:p>
@@ -1336,7 +1345,7 @@
         <w:spacing w:after="160"/>
       </w:pPr>
       <w:r>
-        <w:t>Transactions are stored in Firestore under `users/{uid}/expenses`. Each record contains amount, type, category, note, date, recurring, and recurringFrequency. Local storage is used for user-specific non-transaction settings and planning data like goals, assets, liabilities, AI preferences, budget, and notification toggles.</w:t>
+        <w:t>Transactions are stored in Firestore under `users/{uid}/expenses`. Each record contains amount, type, category, note, date, recurring, and recurringFrequency. User-owned planning and preference state is stored in Firestore under `users/{uid}/meta/appState`, including goals, manual assets, liabilities, market holdings, portfolio snapshots, AI preferences, budget, and notification toggles. Local storage remains only as a migration fallback and for a few transient sign-in helpers.</w:t>
       </w:r>
     </w:p>
     <w:tbl>
@@ -1497,6 +1506,42 @@
           <w:p>
             <w:r>
               <w:t>allTimeIncome - allTimeExpense - allTimeInvestment - allTimeInsurance</w:t>
+            </w:r>
+          </w:p>
+        </w:tc>
+      </w:tr>
+      <w:tr>
+        <w:tc>
+          <w:tcPr>
+            <w:tcW w:type="dxa" w:w="2592"/>
+            <w:vAlign w:val="center"/>
+            <w:tcBorders>
+              <w:top w:val="single" w:sz="8" w:space="0" w:color="DDD5CB"/>
+              <w:left w:val="single" w:sz="8" w:space="0" w:color="DDD5CB"/>
+              <w:bottom w:val="single" w:sz="8" w:space="0" w:color="DDD5CB"/>
+              <w:right w:val="single" w:sz="8" w:space="0" w:color="DDD5CB"/>
+            </w:tcBorders>
+          </w:tcPr>
+          <w:p>
+            <w:r>
+              <w:t>Tracked Investments</w:t>
+            </w:r>
+          </w:p>
+        </w:tc>
+        <w:tc>
+          <w:tcPr>
+            <w:tcW w:type="dxa" w:w="7920"/>
+            <w:vAlign w:val="center"/>
+            <w:tcBorders>
+              <w:top w:val="single" w:sz="8" w:space="0" w:color="DDD5CB"/>
+              <w:left w:val="single" w:sz="8" w:space="0" w:color="DDD5CB"/>
+              <w:bottom w:val="single" w:sz="8" w:space="0" w:color="DDD5CB"/>
+              <w:right w:val="single" w:sz="8" w:space="0" w:color="DDD5CB"/>
+            </w:tcBorders>
+          </w:tcPr>
+          <w:p>
+            <w:r>
+              <w:t>nonMarketInvestment + liveHoldingsValue when holdings exist, otherwise cash-ledger market investment total</w:t>
             </w:r>
           </w:p>
         </w:tc>
@@ -1934,7 +1979,258 @@
         <w:pStyle w:val="Heading1"/>
       </w:pPr>
       <w:r>
-        <w:t>9. Local Development Workflow</w:t>
+        <w:t>9. Market Holdings and Valuation Platform</w:t>
+      </w:r>
+    </w:p>
+    <w:p>
+      <w:pPr>
+        <w:spacing w:after="160"/>
+      </w:pPr>
+      <w:r>
+        <w:t>Market holdings were added as a real portfolio layer rather than being treated as plain cashflow categories. Users can record stock and mutual-fund holdings separately from transaction entries, then refresh values manually once per day.</w:t>
+      </w:r>
+    </w:p>
+    <w:tbl>
+      <w:tblPr>
+        <w:tblStyle w:val="TableGrid"/>
+        <w:tblW w:type="auto" w:w="0"/>
+        <w:tblLook w:firstColumn="1" w:firstRow="1" w:lastColumn="0" w:lastRow="0" w:noHBand="0" w:noVBand="1" w:val="04A0"/>
+      </w:tblPr>
+      <w:tblGrid>
+        <w:gridCol w:w="4997"/>
+        <w:gridCol w:w="4997"/>
+      </w:tblGrid>
+      <w:tr>
+        <w:tc>
+          <w:tcPr>
+            <w:tcW w:type="dxa" w:w="3168"/>
+            <w:vAlign w:val="center"/>
+            <w:shd w:fill="F3EBDD"/>
+            <w:tcBorders>
+              <w:top w:val="single" w:sz="8" w:space="0" w:color="DDD5CB"/>
+              <w:left w:val="single" w:sz="8" w:space="0" w:color="DDD5CB"/>
+              <w:bottom w:val="single" w:sz="8" w:space="0" w:color="DDD5CB"/>
+              <w:right w:val="single" w:sz="8" w:space="0" w:color="DDD5CB"/>
+            </w:tcBorders>
+          </w:tcPr>
+          <w:p>
+            <w:r>
+              <w:rPr>
+                <w:b/>
+              </w:rPr>
+              <w:t>Part</w:t>
+            </w:r>
+          </w:p>
+        </w:tc>
+        <w:tc>
+          <w:tcPr>
+            <w:tcW w:type="dxa" w:w="7344"/>
+            <w:vAlign w:val="center"/>
+            <w:shd w:fill="F3EBDD"/>
+            <w:tcBorders>
+              <w:top w:val="single" w:sz="8" w:space="0" w:color="DDD5CB"/>
+              <w:left w:val="single" w:sz="8" w:space="0" w:color="DDD5CB"/>
+              <w:bottom w:val="single" w:sz="8" w:space="0" w:color="DDD5CB"/>
+              <w:right w:val="single" w:sz="8" w:space="0" w:color="DDD5CB"/>
+            </w:tcBorders>
+          </w:tcPr>
+          <w:p>
+            <w:r>
+              <w:rPr>
+                <w:b/>
+              </w:rPr>
+              <w:t>Responsibility</w:t>
+            </w:r>
+          </w:p>
+        </w:tc>
+      </w:tr>
+      <w:tr>
+        <w:tc>
+          <w:tcPr>
+            <w:tcW w:type="dxa" w:w="3168"/>
+            <w:vAlign w:val="center"/>
+            <w:tcBorders>
+              <w:top w:val="single" w:sz="8" w:space="0" w:color="DDD5CB"/>
+              <w:left w:val="single" w:sz="8" w:space="0" w:color="DDD5CB"/>
+              <w:bottom w:val="single" w:sz="8" w:space="0" w:color="DDD5CB"/>
+              <w:right w:val="single" w:sz="8" w:space="0" w:color="DDD5CB"/>
+            </w:tcBorders>
+          </w:tcPr>
+          <w:p>
+            <w:r>
+              <w:t>`src/components/PortfolioHoldings.jsx`</w:t>
+            </w:r>
+          </w:p>
+        </w:tc>
+        <w:tc>
+          <w:tcPr>
+            <w:tcW w:type="dxa" w:w="7344"/>
+            <w:vAlign w:val="center"/>
+            <w:tcBorders>
+              <w:top w:val="single" w:sz="8" w:space="0" w:color="DDD5CB"/>
+              <w:left w:val="single" w:sz="8" w:space="0" w:color="DDD5CB"/>
+              <w:bottom w:val="single" w:sz="8" w:space="0" w:color="DDD5CB"/>
+              <w:right w:val="single" w:sz="8" w:space="0" w:color="DDD5CB"/>
+            </w:tcBorders>
+          </w:tcPr>
+          <w:p>
+            <w:r>
+              <w:t>Holding entry, instrument search, refresh action, portfolio summaries, and snapshot presentation</w:t>
+            </w:r>
+          </w:p>
+        </w:tc>
+      </w:tr>
+      <w:tr>
+        <w:tc>
+          <w:tcPr>
+            <w:tcW w:type="dxa" w:w="3168"/>
+            <w:vAlign w:val="center"/>
+            <w:tcBorders>
+              <w:top w:val="single" w:sz="8" w:space="0" w:color="DDD5CB"/>
+              <w:left w:val="single" w:sz="8" w:space="0" w:color="DDD5CB"/>
+              <w:bottom w:val="single" w:sz="8" w:space="0" w:color="DDD5CB"/>
+              <w:right w:val="single" w:sz="8" w:space="0" w:color="DDD5CB"/>
+            </w:tcBorders>
+          </w:tcPr>
+          <w:p>
+            <w:r>
+              <w:t>`src/lib/market.js`</w:t>
+            </w:r>
+          </w:p>
+        </w:tc>
+        <w:tc>
+          <w:tcPr>
+            <w:tcW w:type="dxa" w:w="7344"/>
+            <w:vAlign w:val="center"/>
+            <w:tcBorders>
+              <w:top w:val="single" w:sz="8" w:space="0" w:color="DDD5CB"/>
+              <w:left w:val="single" w:sz="8" w:space="0" w:color="DDD5CB"/>
+              <w:bottom w:val="single" w:sz="8" w:space="0" w:color="DDD5CB"/>
+              <w:right w:val="single" w:sz="8" w:space="0" w:color="DDD5CB"/>
+            </w:tcBorders>
+          </w:tcPr>
+          <w:p>
+            <w:r>
+              <w:t>Frontend API client for market search and refresh</w:t>
+            </w:r>
+          </w:p>
+        </w:tc>
+      </w:tr>
+      <w:tr>
+        <w:tc>
+          <w:tcPr>
+            <w:tcW w:type="dxa" w:w="3168"/>
+            <w:vAlign w:val="center"/>
+            <w:tcBorders>
+              <w:top w:val="single" w:sz="8" w:space="0" w:color="DDD5CB"/>
+              <w:left w:val="single" w:sz="8" w:space="0" w:color="DDD5CB"/>
+              <w:bottom w:val="single" w:sz="8" w:space="0" w:color="DDD5CB"/>
+              <w:right w:val="single" w:sz="8" w:space="0" w:color="DDD5CB"/>
+            </w:tcBorders>
+          </w:tcPr>
+          <w:p>
+            <w:r>
+              <w:t>`server/market-runtime.mjs`</w:t>
+            </w:r>
+          </w:p>
+        </w:tc>
+        <w:tc>
+          <w:tcPr>
+            <w:tcW w:type="dxa" w:w="7344"/>
+            <w:vAlign w:val="center"/>
+            <w:tcBorders>
+              <w:top w:val="single" w:sz="8" w:space="0" w:color="DDD5CB"/>
+              <w:left w:val="single" w:sz="8" w:space="0" w:color="DDD5CB"/>
+              <w:bottom w:val="single" w:sz="8" w:space="0" w:color="DDD5CB"/>
+              <w:right w:val="single" w:sz="8" w:space="0" w:color="DDD5CB"/>
+            </w:tcBorders>
+          </w:tcPr>
+          <w:p>
+            <w:r>
+              <w:t>Search stock/mutual-fund instruments and refresh holdings using provider APIs</w:t>
+            </w:r>
+          </w:p>
+        </w:tc>
+      </w:tr>
+      <w:tr>
+        <w:tc>
+          <w:tcPr>
+            <w:tcW w:type="dxa" w:w="3168"/>
+            <w:vAlign w:val="center"/>
+            <w:tcBorders>
+              <w:top w:val="single" w:sz="8" w:space="0" w:color="DDD5CB"/>
+              <w:left w:val="single" w:sz="8" w:space="0" w:color="DDD5CB"/>
+              <w:bottom w:val="single" w:sz="8" w:space="0" w:color="DDD5CB"/>
+              <w:right w:val="single" w:sz="8" w:space="0" w:color="DDD5CB"/>
+            </w:tcBorders>
+          </w:tcPr>
+          <w:p>
+            <w:r>
+              <w:t>`api/market/*.js`</w:t>
+            </w:r>
+          </w:p>
+        </w:tc>
+        <w:tc>
+          <w:tcPr>
+            <w:tcW w:type="dxa" w:w="7344"/>
+            <w:vAlign w:val="center"/>
+            <w:tcBorders>
+              <w:top w:val="single" w:sz="8" w:space="0" w:color="DDD5CB"/>
+              <w:left w:val="single" w:sz="8" w:space="0" w:color="DDD5CB"/>
+              <w:bottom w:val="single" w:sz="8" w:space="0" w:color="DDD5CB"/>
+              <w:right w:val="single" w:sz="8" w:space="0" w:color="DDD5CB"/>
+            </w:tcBorders>
+          </w:tcPr>
+          <w:p>
+            <w:r>
+              <w:t>Vercel production handlers for market search and refresh</w:t>
+            </w:r>
+          </w:p>
+        </w:tc>
+      </w:tr>
+    </w:tbl>
+    <w:p>
+      <w:pPr>
+        <w:pStyle w:val="ListBullet"/>
+        <w:spacing w:after="80"/>
+      </w:pPr>
+      <w:r>
+        <w:t>Stocks use Alpha Vantage daily series data on a manual refresh model to stay within free-tier request limits.</w:t>
+      </w:r>
+    </w:p>
+    <w:p>
+      <w:pPr>
+        <w:pStyle w:val="ListBullet"/>
+        <w:spacing w:after="80"/>
+      </w:pPr>
+      <w:r>
+        <w:t>Mutual funds use a free AMFI-backed NAV feed, which is appropriate for daily refresh instead of intraday pricing.</w:t>
+      </w:r>
+    </w:p>
+    <w:p>
+      <w:pPr>
+        <w:pStyle w:val="ListBullet"/>
+        <w:spacing w:after="80"/>
+      </w:pPr>
+      <w:r>
+        <w:t>Holdings store units, average cost, account/broker context, latest fetched price, current value, invested value, and unrealized P&amp;L.</w:t>
+      </w:r>
+    </w:p>
+    <w:p>
+      <w:pPr>
+        <w:pStyle w:val="ListBullet"/>
+        <w:spacing w:after="80"/>
+      </w:pPr>
+      <w:r>
+        <w:t>Daily snapshot history is stored with the user profile so portfolio value survives restarts and cross-device access.</w:t>
+      </w:r>
+    </w:p>
+    <w:p>
+      <w:pPr>
+        <w:pStyle w:val="Heading1"/>
+      </w:pPr>
+      <w:r>
+        <w:t>10. Local Development Workflow</w:t>
       </w:r>
     </w:p>
     <w:p>
@@ -2157,7 +2453,7 @@
         <w:pStyle w:val="Heading1"/>
       </w:pPr>
       <w:r>
-        <w:t>10. Production Deployment on Vercel</w:t>
+        <w:t>11. Production Deployment on Vercel</w:t>
       </w:r>
     </w:p>
     <w:p>
@@ -2165,7 +2461,7 @@
         <w:spacing w:after="160"/>
       </w:pPr>
       <w:r>
-        <w:t>The frontend deploys to Vercel as a static React application. The backend AI runtime deploys to Vercel by placing handlers in the `/api/ai` directory. This is critical: the local Node proxy used in development is not available automatically in production.</w:t>
+        <w:t>The frontend deploys to Vercel as a static React application. The backend runtimes deploy to Vercel by placing handlers in the `/api/ai` and `/api/market` directories. This is critical: the local Node proxy used in development is not available automatically in production.</w:t>
       </w:r>
     </w:p>
     <w:p>
@@ -2184,6 +2480,15 @@
       </w:pPr>
       <w:r>
         <w:t>The `/api/ai/health`, `/api/ai/insights`, and `/api/ai/query` routes are deployed as Vercel functions.</w:t>
+      </w:r>
+    </w:p>
+    <w:p>
+      <w:pPr>
+        <w:pStyle w:val="ListBullet"/>
+        <w:spacing w:after="80"/>
+      </w:pPr>
+      <w:r>
+        <w:t>The `/api/market/search` and `/api/market/refresh` routes are deployed as Vercel functions for portfolio search and refresh.</w:t>
       </w:r>
     </w:p>
     <w:p>
@@ -2217,7 +2522,7 @@
         <w:pStyle w:val="Heading1"/>
       </w:pPr>
       <w:r>
-        <w:t>11. Environment Variables and Secrets</w:t>
+        <w:t>12. Environment Variables and Secrets</w:t>
       </w:r>
     </w:p>
     <w:tbl>
@@ -2720,6 +3025,59 @@
           </w:p>
         </w:tc>
       </w:tr>
+      <w:tr>
+        <w:tc>
+          <w:tcPr>
+            <w:tcW w:type="dxa" w:w="3168"/>
+            <w:vAlign w:val="center"/>
+            <w:tcBorders>
+              <w:top w:val="single" w:sz="8" w:space="0" w:color="DDD5CB"/>
+              <w:left w:val="single" w:sz="8" w:space="0" w:color="DDD5CB"/>
+              <w:bottom w:val="single" w:sz="8" w:space="0" w:color="DDD5CB"/>
+              <w:right w:val="single" w:sz="8" w:space="0" w:color="DDD5CB"/>
+            </w:tcBorders>
+          </w:tcPr>
+          <w:p>
+            <w:r>
+              <w:t>ALPHA_VANTAGE_API_KEY</w:t>
+            </w:r>
+          </w:p>
+        </w:tc>
+        <w:tc>
+          <w:tcPr>
+            <w:tcW w:type="dxa" w:w="3456"/>
+            <w:vAlign w:val="center"/>
+            <w:tcBorders>
+              <w:top w:val="single" w:sz="8" w:space="0" w:color="DDD5CB"/>
+              <w:left w:val="single" w:sz="8" w:space="0" w:color="DDD5CB"/>
+              <w:bottom w:val="single" w:sz="8" w:space="0" w:color="DDD5CB"/>
+              <w:right w:val="single" w:sz="8" w:space="0" w:color="DDD5CB"/>
+            </w:tcBorders>
+          </w:tcPr>
+          <w:p>
+            <w:r>
+              <w:t>Stock symbol search and daily price refresh</w:t>
+            </w:r>
+          </w:p>
+        </w:tc>
+        <w:tc>
+          <w:tcPr>
+            <w:tcW w:type="dxa" w:w="3168"/>
+            <w:vAlign w:val="center"/>
+            <w:tcBorders>
+              <w:top w:val="single" w:sz="8" w:space="0" w:color="DDD5CB"/>
+              <w:left w:val="single" w:sz="8" w:space="0" w:color="DDD5CB"/>
+              <w:bottom w:val="single" w:sz="8" w:space="0" w:color="DDD5CB"/>
+              <w:right w:val="single" w:sz="8" w:space="0" w:color="DDD5CB"/>
+            </w:tcBorders>
+          </w:tcPr>
+          <w:p>
+            <w:r>
+              <w:t>Local `.env` and Vercel env</w:t>
+            </w:r>
+          </w:p>
+        </w:tc>
+      </w:tr>
     </w:tbl>
     <w:p>
       <w:pPr>
@@ -2734,7 +3092,7 @@
         <w:pStyle w:val="Heading1"/>
       </w:pPr>
       <w:r>
-        <w:t>12. Security and Reliability Decisions</w:t>
+        <w:t>13. Security and Reliability Decisions</w:t>
       </w:r>
     </w:p>
     <w:p>
@@ -2744,6 +3102,15 @@
       </w:pPr>
       <w:r>
         <w:t>Provider keys were moved out of the browser and into backend env vars.</w:t>
+      </w:r>
+    </w:p>
+    <w:p>
+      <w:pPr>
+        <w:pStyle w:val="ListBullet"/>
+        <w:spacing w:after="80"/>
+      </w:pPr>
+      <w:r>
+        <w:t>Free market-data usage is limited to manual refresh and a small daily volume, which keeps stock pricing practical without paid infrastructure.</w:t>
       </w:r>
     </w:p>
     <w:p>
@@ -2784,10 +3151,19 @@
     </w:p>
     <w:p>
       <w:pPr>
+        <w:pStyle w:val="ListBullet"/>
+        <w:spacing w:after="80"/>
+      </w:pPr>
+      <w:r>
+        <w:t>User-owned planning state now persists in Firebase instead of depending only on browser-local storage, so it survives dev-server restarts and cross-device sign-in.</w:t>
+      </w:r>
+    </w:p>
+    <w:p>
+      <w:pPr>
         <w:pStyle w:val="Heading1"/>
       </w:pPr>
       <w:r>
-        <w:t>13. Performance Optimization and Code Splitting</w:t>
+        <w:t>14. Performance Optimization and Code Splitting</w:t>
       </w:r>
     </w:p>
     <w:p>
@@ -2974,7 +3350,7 @@
         <w:pStyle w:val="Heading1"/>
       </w:pPr>
       <w:r>
-        <w:t>14. Implementation Journey and Major Decisions</w:t>
+        <w:t>15. Implementation Journey and Major Decisions</w:t>
       </w:r>
     </w:p>
     <w:p>
@@ -3041,7 +3417,7 @@
         <w:pStyle w:val="Heading1"/>
       </w:pPr>
       <w:r>
-        <w:t>15. Testing and Validation Checklist</w:t>
+        <w:t>16. Testing and Validation Checklist</w:t>
       </w:r>
     </w:p>
     <w:p>
@@ -3060,6 +3436,15 @@
       </w:pPr>
       <w:r>
         <w:t>Health checks against local AI proxy and Vite-proxied `/api/ai/health`</w:t>
+      </w:r>
+    </w:p>
+    <w:p>
+      <w:pPr>
+        <w:pStyle w:val="ListBullet"/>
+        <w:spacing w:after="80"/>
+      </w:pPr>
+      <w:r>
+        <w:t>Market search and refresh verification against local `/api/market/*` routes</w:t>
       </w:r>
     </w:p>
     <w:p>
@@ -3103,7 +3488,7 @@
         <w:pStyle w:val="Heading1"/>
       </w:pPr>
       <w:r>
-        <w:t>16. Troubleshooting Reference</w:t>
+        <w:t>17. Troubleshooting Reference</w:t>
       </w:r>
     </w:p>
     <w:tbl>
@@ -3284,6 +3669,112 @@
           <w:p>
             <w:r>
               <w:t>Ensure `api/ai/*` exists, env vars are set in Vercel, and trigger a new deployment</w:t>
+            </w:r>
+          </w:p>
+        </w:tc>
+      </w:tr>
+      <w:tr>
+        <w:tc>
+          <w:tcPr>
+            <w:tcW w:type="dxa" w:w="3168"/>
+            <w:vAlign w:val="center"/>
+            <w:tcBorders>
+              <w:top w:val="single" w:sz="8" w:space="0" w:color="DDD5CB"/>
+              <w:left w:val="single" w:sz="8" w:space="0" w:color="DDD5CB"/>
+              <w:bottom w:val="single" w:sz="8" w:space="0" w:color="DDD5CB"/>
+              <w:right w:val="single" w:sz="8" w:space="0" w:color="DDD5CB"/>
+            </w:tcBorders>
+          </w:tcPr>
+          <w:p>
+            <w:r>
+              <w:t>Market holdings vanish after a server restart</w:t>
+            </w:r>
+          </w:p>
+        </w:tc>
+        <w:tc>
+          <w:tcPr>
+            <w:tcW w:type="dxa" w:w="3312"/>
+            <w:vAlign w:val="center"/>
+            <w:tcBorders>
+              <w:top w:val="single" w:sz="8" w:space="0" w:color="DDD5CB"/>
+              <w:left w:val="single" w:sz="8" w:space="0" w:color="DDD5CB"/>
+              <w:bottom w:val="single" w:sz="8" w:space="0" w:color="DDD5CB"/>
+              <w:right w:val="single" w:sz="8" w:space="0" w:color="DDD5CB"/>
+            </w:tcBorders>
+          </w:tcPr>
+          <w:p>
+            <w:r>
+              <w:t>State only existed in browser storage or pre-migration local data</w:t>
+            </w:r>
+          </w:p>
+        </w:tc>
+        <w:tc>
+          <w:tcPr>
+            <w:tcW w:type="dxa" w:w="4176"/>
+            <w:vAlign w:val="center"/>
+            <w:tcBorders>
+              <w:top w:val="single" w:sz="8" w:space="0" w:color="DDD5CB"/>
+              <w:left w:val="single" w:sz="8" w:space="0" w:color="DDD5CB"/>
+              <w:bottom w:val="single" w:sz="8" w:space="0" w:color="DDD5CB"/>
+              <w:right w:val="single" w:sz="8" w:space="0" w:color="DDD5CB"/>
+            </w:tcBorders>
+          </w:tcPr>
+          <w:p>
+            <w:r>
+              <w:t>Persist holdings in Firebase-backed `meta/appState` and let the first authenticated load migrate local fallback state</w:t>
+            </w:r>
+          </w:p>
+        </w:tc>
+      </w:tr>
+      <w:tr>
+        <w:tc>
+          <w:tcPr>
+            <w:tcW w:type="dxa" w:w="3168"/>
+            <w:vAlign w:val="center"/>
+            <w:tcBorders>
+              <w:top w:val="single" w:sz="8" w:space="0" w:color="DDD5CB"/>
+              <w:left w:val="single" w:sz="8" w:space="0" w:color="DDD5CB"/>
+              <w:bottom w:val="single" w:sz="8" w:space="0" w:color="DDD5CB"/>
+              <w:right w:val="single" w:sz="8" w:space="0" w:color="DDD5CB"/>
+            </w:tcBorders>
+          </w:tcPr>
+          <w:p>
+            <w:r>
+              <w:t>Stock refresh/search fails</w:t>
+            </w:r>
+          </w:p>
+        </w:tc>
+        <w:tc>
+          <w:tcPr>
+            <w:tcW w:type="dxa" w:w="3312"/>
+            <w:vAlign w:val="center"/>
+            <w:tcBorders>
+              <w:top w:val="single" w:sz="8" w:space="0" w:color="DDD5CB"/>
+              <w:left w:val="single" w:sz="8" w:space="0" w:color="DDD5CB"/>
+              <w:bottom w:val="single" w:sz="8" w:space="0" w:color="DDD5CB"/>
+              <w:right w:val="single" w:sz="8" w:space="0" w:color="DDD5CB"/>
+            </w:tcBorders>
+          </w:tcPr>
+          <w:p>
+            <w:r>
+              <w:t>Missing Alpha Vantage key or free-tier provider response issue</w:t>
+            </w:r>
+          </w:p>
+        </w:tc>
+        <w:tc>
+          <w:tcPr>
+            <w:tcW w:type="dxa" w:w="4176"/>
+            <w:vAlign w:val="center"/>
+            <w:tcBorders>
+              <w:top w:val="single" w:sz="8" w:space="0" w:color="DDD5CB"/>
+              <w:left w:val="single" w:sz="8" w:space="0" w:color="DDD5CB"/>
+              <w:bottom w:val="single" w:sz="8" w:space="0" w:color="DDD5CB"/>
+              <w:right w:val="single" w:sz="8" w:space="0" w:color="DDD5CB"/>
+            </w:tcBorders>
+          </w:tcPr>
+          <w:p>
+            <w:r>
+              <w:t>Add `ALPHA_VANTAGE_API_KEY`, check daily limits, and retry manual refresh</w:t>
             </w:r>
           </w:p>
         </w:tc>
@@ -3506,7 +3997,7 @@
         <w:pStyle w:val="Heading1"/>
       </w:pPr>
       <w:r>
-        <w:t>17. File and Folder Reference</w:t>
+        <w:t>18. File and Folder Reference</w:t>
       </w:r>
     </w:p>
     <w:tbl>
@@ -3649,6 +4140,42 @@
           </w:tcPr>
           <w:p>
             <w:r>
+              <w:t>`src/components/PortfolioHoldings.jsx`</w:t>
+            </w:r>
+          </w:p>
+        </w:tc>
+        <w:tc>
+          <w:tcPr>
+            <w:tcW w:type="dxa" w:w="7488"/>
+            <w:vAlign w:val="center"/>
+            <w:tcBorders>
+              <w:top w:val="single" w:sz="8" w:space="0" w:color="DDD5CB"/>
+              <w:left w:val="single" w:sz="8" w:space="0" w:color="DDD5CB"/>
+              <w:bottom w:val="single" w:sz="8" w:space="0" w:color="DDD5CB"/>
+              <w:right w:val="single" w:sz="8" w:space="0" w:color="DDD5CB"/>
+            </w:tcBorders>
+          </w:tcPr>
+          <w:p>
+            <w:r>
+              <w:t>Dedicated holdings entry, price refresh, and portfolio summary surface</w:t>
+            </w:r>
+          </w:p>
+        </w:tc>
+      </w:tr>
+      <w:tr>
+        <w:tc>
+          <w:tcPr>
+            <w:tcW w:type="dxa" w:w="3312"/>
+            <w:vAlign w:val="center"/>
+            <w:tcBorders>
+              <w:top w:val="single" w:sz="8" w:space="0" w:color="DDD5CB"/>
+              <w:left w:val="single" w:sz="8" w:space="0" w:color="DDD5CB"/>
+              <w:bottom w:val="single" w:sz="8" w:space="0" w:color="DDD5CB"/>
+              <w:right w:val="single" w:sz="8" w:space="0" w:color="DDD5CB"/>
+            </w:tcBorders>
+          </w:tcPr>
+          <w:p>
+            <w:r>
               <w:t>`src/lib/utils.js`</w:t>
             </w:r>
           </w:p>
@@ -3703,6 +4230,42 @@
           <w:p>
             <w:r>
               <w:t>Heuristic report generation and frontend AI request helpers</w:t>
+            </w:r>
+          </w:p>
+        </w:tc>
+      </w:tr>
+      <w:tr>
+        <w:tc>
+          <w:tcPr>
+            <w:tcW w:type="dxa" w:w="3312"/>
+            <w:vAlign w:val="center"/>
+            <w:tcBorders>
+              <w:top w:val="single" w:sz="8" w:space="0" w:color="DDD5CB"/>
+              <w:left w:val="single" w:sz="8" w:space="0" w:color="DDD5CB"/>
+              <w:bottom w:val="single" w:sz="8" w:space="0" w:color="DDD5CB"/>
+              <w:right w:val="single" w:sz="8" w:space="0" w:color="DDD5CB"/>
+            </w:tcBorders>
+          </w:tcPr>
+          <w:p>
+            <w:r>
+              <w:t>`src/lib/market.js`</w:t>
+            </w:r>
+          </w:p>
+        </w:tc>
+        <w:tc>
+          <w:tcPr>
+            <w:tcW w:type="dxa" w:w="7488"/>
+            <w:vAlign w:val="center"/>
+            <w:tcBorders>
+              <w:top w:val="single" w:sz="8" w:space="0" w:color="DDD5CB"/>
+              <w:left w:val="single" w:sz="8" w:space="0" w:color="DDD5CB"/>
+              <w:bottom w:val="single" w:sz="8" w:space="0" w:color="DDD5CB"/>
+              <w:right w:val="single" w:sz="8" w:space="0" w:color="DDD5CB"/>
+            </w:tcBorders>
+          </w:tcPr>
+          <w:p>
+            <w:r>
+              <w:t>Frontend market search and refresh API helpers</w:t>
             </w:r>
           </w:p>
         </w:tc>
@@ -3829,6 +4392,42 @@
           </w:tcPr>
           <w:p>
             <w:r>
+              <w:t>`server/market-runtime.mjs`</w:t>
+            </w:r>
+          </w:p>
+        </w:tc>
+        <w:tc>
+          <w:tcPr>
+            <w:tcW w:type="dxa" w:w="7488"/>
+            <w:vAlign w:val="center"/>
+            <w:tcBorders>
+              <w:top w:val="single" w:sz="8" w:space="0" w:color="DDD5CB"/>
+              <w:left w:val="single" w:sz="8" w:space="0" w:color="DDD5CB"/>
+              <w:bottom w:val="single" w:sz="8" w:space="0" w:color="DDD5CB"/>
+              <w:right w:val="single" w:sz="8" w:space="0" w:color="DDD5CB"/>
+            </w:tcBorders>
+          </w:tcPr>
+          <w:p>
+            <w:r>
+              <w:t>Shared market search and refresh runtime</w:t>
+            </w:r>
+          </w:p>
+        </w:tc>
+      </w:tr>
+      <w:tr>
+        <w:tc>
+          <w:tcPr>
+            <w:tcW w:type="dxa" w:w="3312"/>
+            <w:vAlign w:val="center"/>
+            <w:tcBorders>
+              <w:top w:val="single" w:sz="8" w:space="0" w:color="DDD5CB"/>
+              <w:left w:val="single" w:sz="8" w:space="0" w:color="DDD5CB"/>
+              <w:bottom w:val="single" w:sz="8" w:space="0" w:color="DDD5CB"/>
+              <w:right w:val="single" w:sz="8" w:space="0" w:color="DDD5CB"/>
+            </w:tcBorders>
+          </w:tcPr>
+          <w:p>
+            <w:r>
               <w:t>`server/ai-proxy.mjs`</w:t>
             </w:r>
           </w:p>
@@ -3901,6 +4500,42 @@
           </w:tcPr>
           <w:p>
             <w:r>
+              <w:t>`api/market/*.js`</w:t>
+            </w:r>
+          </w:p>
+        </w:tc>
+        <w:tc>
+          <w:tcPr>
+            <w:tcW w:type="dxa" w:w="7488"/>
+            <w:vAlign w:val="center"/>
+            <w:tcBorders>
+              <w:top w:val="single" w:sz="8" w:space="0" w:color="DDD5CB"/>
+              <w:left w:val="single" w:sz="8" w:space="0" w:color="DDD5CB"/>
+              <w:bottom w:val="single" w:sz="8" w:space="0" w:color="DDD5CB"/>
+              <w:right w:val="single" w:sz="8" w:space="0" w:color="DDD5CB"/>
+            </w:tcBorders>
+          </w:tcPr>
+          <w:p>
+            <w:r>
+              <w:t>Production serverless market-data handlers for Vercel</w:t>
+            </w:r>
+          </w:p>
+        </w:tc>
+      </w:tr>
+      <w:tr>
+        <w:tc>
+          <w:tcPr>
+            <w:tcW w:type="dxa" w:w="3312"/>
+            <w:vAlign w:val="center"/>
+            <w:tcBorders>
+              <w:top w:val="single" w:sz="8" w:space="0" w:color="DDD5CB"/>
+              <w:left w:val="single" w:sz="8" w:space="0" w:color="DDD5CB"/>
+              <w:bottom w:val="single" w:sz="8" w:space="0" w:color="DDD5CB"/>
+              <w:right w:val="single" w:sz="8" w:space="0" w:color="DDD5CB"/>
+            </w:tcBorders>
+          </w:tcPr>
+          <w:p>
+            <w:r>
               <w:t>`vite.config.js`</w:t>
             </w:r>
           </w:p>
@@ -3929,7 +4564,7 @@
         <w:pStyle w:val="Heading1"/>
       </w:pPr>
       <w:r>
-        <w:t>18. Recommended Next Steps</w:t>
+        <w:t>19. Recommended Next Steps</w:t>
       </w:r>
     </w:p>
     <w:p>
@@ -3974,7 +4609,7 @@
         <w:spacing w:after="80"/>
       </w:pPr>
       <w:r>
-        <w:t>Consider a dedicated backend persistence layer for goals, assets, and settings if cross-device state consistency becomes a higher priority.</w:t>
+        <w:t>Extend market coverage with richer symbol hints, holding edit flows, and portfolio performance attribution once the core daily-refresh model is stable.</w:t>
       </w:r>
     </w:p>
     <w:p>
@@ -4029,7 +4664,7 @@
         <w:spacing w:after="80"/>
       </w:pPr>
       <w:r>
-        <w:t>4. Redeploy after env changes.</w:t>
+        <w:t>4. Add `ALPHA_VANTAGE_API_KEY` if market holdings refresh should work in production.</w:t>
       </w:r>
     </w:p>
     <w:p>
@@ -4038,7 +4673,7 @@
         <w:spacing w:after="80"/>
       </w:pPr>
       <w:r>
-        <w:t>5. Validate `/api/ai/health` in production.</w:t>
+        <w:t>5. Redeploy after env changes.</w:t>
       </w:r>
     </w:p>
     <w:p>
@@ -4047,7 +4682,7 @@
         <w:spacing w:after="80"/>
       </w:pPr>
       <w:r>
-        <w:t>6. Test sign-in, AI query, transaction add, import, analytics, goals, and net worth flows.</w:t>
+        <w:t>6. Validate `/api/ai/health` and `/api/market/search` in production.</w:t>
       </w:r>
     </w:p>
     <w:p>
@@ -4056,7 +4691,16 @@
         <w:spacing w:after="80"/>
       </w:pPr>
       <w:r>
-        <w:t>7. Check browser console and Vercel function logs for any last-mile failures.</w:t>
+        <w:t>7. Test sign-in, AI query, transaction add, import, analytics, goals, net worth, holdings refresh, and persistence reload flows.</w:t>
+      </w:r>
+    </w:p>
+    <w:p>
+      <w:pPr>
+        <w:pStyle w:val="ListBullet"/>
+        <w:spacing w:after="80"/>
+      </w:pPr>
+      <w:r>
+        <w:t>8. Check browser console and Vercel function logs for any last-mile failures.</w:t>
       </w:r>
     </w:p>
     <w:sectPr>

--- a/Finwise-Architecture-and-Deployment-Guide.docx
+++ b/Finwise-Architecture-and-Deployment-Guide.docx
@@ -208,7 +208,7 @@
           </w:tcPr>
           <w:p>
             <w:r>
-              <w:t>30 April 2026, 12:25 PM</w:t>
+              <w:t>03 May 2026, 12:54 AM</w:t>
             </w:r>
           </w:p>
         </w:tc>
@@ -429,7 +429,7 @@
         <w:spacing w:after="160"/>
       </w:pPr>
       <w:r>
-        <w:t>Finwise is a premium personal finance tracker built as a React single-page application with Firebase for authentication and data persistence, plus backend AI and market-data runtimes for secure provider access. The app evolved from a lighter expense tracker into a broader command center covering income, expenses, investments, insurance, live-valued market holdings, goals, net worth, analytics, AI reasoning, import/export, and account controls.</w:t>
+        <w:t>Finwise is a premium personal finance tracker built as a React single-page application with Firebase for authentication, Firestore for account state, Firebase Storage for vault files, and backend AI and market-data runtimes for secure provider access. The app evolved from a lighter expense tracker into a broader command center covering income, expenses, investments, insurance, live-valued market holdings, planners, goals, net worth, analytics, AI reasoning, import/export, documents, timeline management, and role-aware administration.</w:t>
       </w:r>
     </w:p>
     <w:p>
@@ -456,7 +456,16 @@
         <w:spacing w:after="80"/>
       </w:pPr>
       <w:r>
-        <w:t>The production target is Vercel, with Firebase as the external identity and data backend, and optional AI providers behind serverless endpoints.</w:t>
+        <w:t>The production target is Vercel, with Firebase as the identity/data layer, Firebase Storage as the vault file layer, and AI plus market providers behind serverless endpoints.</w:t>
+      </w:r>
+    </w:p>
+    <w:p>
+      <w:pPr>
+        <w:pStyle w:val="ListBullet"/>
+        <w:spacing w:after="80"/>
+      </w:pPr>
+      <w:r>
+        <w:t>The deployed app is now prepared as a PWA with service-worker caching, manifest metadata, and install prompts on supported browsers.</w:t>
       </w:r>
     </w:p>
     <w:p>
@@ -696,7 +705,7 @@
           </w:tcPr>
           <w:p>
             <w:r>
-              <w:t>Goal templates, progress tracking, monthly pace estimation, status flags, contribution actions</w:t>
+              <w:t>Goal templates, progress tracking, monthly pace estimation, status flags, contribution actions, emergency fund planner, EMI planner, retirement planner, FIRE calculator, insurance adequacy, and cash allocation planning</w:t>
             </w:r>
           </w:p>
         </w:tc>
@@ -732,7 +741,79 @@
           </w:tcPr>
           <w:p>
             <w:r>
-              <w:t>Manual assets, liabilities, liquidity buffer, debt ratio, balance-sheet diagnostics, starter templates, and live market holdings</w:t>
+              <w:t>Manual assets, liabilities, liquidity buffer, debt ratio, balance-sheet diagnostics, starter templates, live market holdings, XIRR/CAGR-style estimates, sector split, country exposure, SIP signals, and rebalance hints</w:t>
+            </w:r>
+          </w:p>
+        </w:tc>
+      </w:tr>
+      <w:tr>
+        <w:tc>
+          <w:tcPr>
+            <w:tcW w:type="dxa" w:w="2448"/>
+            <w:vAlign w:val="center"/>
+            <w:tcBorders>
+              <w:top w:val="single" w:sz="8" w:space="0" w:color="DDD5CB"/>
+              <w:left w:val="single" w:sz="8" w:space="0" w:color="DDD5CB"/>
+              <w:bottom w:val="single" w:sz="8" w:space="0" w:color="DDD5CB"/>
+              <w:right w:val="single" w:sz="8" w:space="0" w:color="DDD5CB"/>
+            </w:tcBorders>
+          </w:tcPr>
+          <w:p>
+            <w:r>
+              <w:t>Timeline</w:t>
+            </w:r>
+          </w:p>
+        </w:tc>
+        <w:tc>
+          <w:tcPr>
+            <w:tcW w:type="dxa" w:w="8064"/>
+            <w:vAlign w:val="center"/>
+            <w:tcBorders>
+              <w:top w:val="single" w:sz="8" w:space="0" w:color="DDD5CB"/>
+              <w:left w:val="single" w:sz="8" w:space="0" w:color="DDD5CB"/>
+              <w:bottom w:val="single" w:sz="8" w:space="0" w:color="DDD5CB"/>
+              <w:right w:val="single" w:sz="8" w:space="0" w:color="DDD5CB"/>
+            </w:tcBorders>
+          </w:tcPr>
+          <w:p>
+            <w:r>
+              <w:t>Calendar-like timeline for recurring bills, goal milestones, vault reminders, and planner rhythms</w:t>
+            </w:r>
+          </w:p>
+        </w:tc>
+      </w:tr>
+      <w:tr>
+        <w:tc>
+          <w:tcPr>
+            <w:tcW w:type="dxa" w:w="2448"/>
+            <w:vAlign w:val="center"/>
+            <w:tcBorders>
+              <w:top w:val="single" w:sz="8" w:space="0" w:color="DDD5CB"/>
+              <w:left w:val="single" w:sz="8" w:space="0" w:color="DDD5CB"/>
+              <w:bottom w:val="single" w:sz="8" w:space="0" w:color="DDD5CB"/>
+              <w:right w:val="single" w:sz="8" w:space="0" w:color="DDD5CB"/>
+            </w:tcBorders>
+          </w:tcPr>
+          <w:p>
+            <w:r>
+              <w:t>Vault</w:t>
+            </w:r>
+          </w:p>
+        </w:tc>
+        <w:tc>
+          <w:tcPr>
+            <w:tcW w:type="dxa" w:w="8064"/>
+            <w:vAlign w:val="center"/>
+            <w:tcBorders>
+              <w:top w:val="single" w:sz="8" w:space="0" w:color="DDD5CB"/>
+              <w:left w:val="single" w:sz="8" w:space="0" w:color="DDD5CB"/>
+              <w:bottom w:val="single" w:sz="8" w:space="0" w:color="DDD5CB"/>
+              <w:right w:val="single" w:sz="8" w:space="0" w:color="DDD5CB"/>
+            </w:tcBorders>
+          </w:tcPr>
+          <w:p>
+            <w:r>
+              <w:t>Document metadata, local-first uploads, cloud sync, renewals, reminders, export/import, and migration of old local files</w:t>
             </w:r>
           </w:p>
         </w:tc>
@@ -804,7 +885,7 @@
           </w:tcPr>
           <w:p>
             <w:r>
-              <w:t>Theme, budget, notifications, AI provider configuration, email verification, password reset, email change</w:t>
+              <w:t>Theme, language, budget, notifications, install app, account controls, passkey management, and admin-only backend/provider configuration</w:t>
             </w:r>
           </w:p>
         </w:tc>
@@ -1084,7 +1165,7 @@
           </w:tcPr>
           <w:p>
             <w:r>
-              <w:t>Cloud Firestore</w:t>
+              <w:t>Cloud Firestore + Firebase Storage</w:t>
             </w:r>
           </w:p>
         </w:tc>
@@ -1101,7 +1182,7 @@
           </w:tcPr>
           <w:p>
             <w:r>
-              <w:t>Per-user transaction storage plus Firebase-backed profile state for goals, holdings, assets, liabilities, snapshots, and preferences</w:t>
+              <w:t>Per-user transaction/profile state in Firestore plus vault file storage in Firebase Storage</w:t>
             </w:r>
           </w:p>
         </w:tc>
@@ -1190,7 +1271,7 @@
           </w:tcPr>
           <w:p>
             <w:r>
-              <w:t>Vercel</w:t>
+              <w:t>Vercel + PWA shell</w:t>
             </w:r>
           </w:p>
         </w:tc>
@@ -1207,7 +1288,7 @@
           </w:tcPr>
           <w:p>
             <w:r>
-              <w:t>Straightforward static frontend hosting with `/api` serverless functions and environment variable management</w:t>
+              <w:t>Static frontend hosting, `/api` serverless functions, service-worker delivery, and environment variable management</w:t>
             </w:r>
           </w:p>
         </w:tc>
@@ -1226,7 +1307,7 @@
         <w:spacing w:after="160"/>
       </w:pPr>
       <w:r>
-        <w:t>The architecture has four major zones: the client app, Firebase-managed identity and persistence, the backend AI and market runtimes, and the external managed providers. Firebase handles identity, transactions, and profile state. The backend runtimes handle provider selection, market refresh, and key isolation. The Vercel deployment serves both the frontend bundle and the production API functions.</w:t>
+        <w:t>The architecture has five major zones: the client app, Firebase-managed identity and persistence, Firebase Storage for vault documents, the backend AI and market runtimes, and the external managed providers. Firebase handles identity, transactions, role-aware profile state, and document metadata. Firebase Storage holds uploaded vault files. The backend runtimes handle provider selection, admin-aware health reporting, market refresh, FX, and key isolation. The Vercel deployment serves both the frontend bundle and the production API functions, plus the PWA shell.</w:t>
       </w:r>
     </w:p>
     <w:p>
@@ -1293,7 +1374,7 @@
         <w:spacing w:after="160"/>
       </w:pPr>
       <w:r>
-        <w:t>The main stateful shell lives in `src/App.jsx`. It owns authentication state, transaction subscription, Firebase-backed profile state, derived metrics, tab routing, AI request orchestration, market-holdings persistence, budget settings, goals, assets, liabilities, and notification toasts. Feature screens are modular React components loaded on demand through lazy loading and a `Suspense` boundary.</w:t>
+        <w:t>The main stateful shell lives in `src/App.jsx`. It owns authentication state, transaction subscription, Firebase-backed profile state, derived metrics, role detection, tab routing, AI request orchestration, market-holdings persistence, vault document state, install prompt state, budget settings, goals, assets, liabilities, and notification toasts. Feature screens are modular React components loaded on demand through lazy loading and a `Suspense` boundary.</w:t>
       </w:r>
     </w:p>
     <w:p>
@@ -1311,7 +1392,7 @@
         <w:spacing w:after="80"/>
       </w:pPr>
       <w:r>
-        <w:t>Feature modules include Dashboard, AIInsights, AnalyticsReports, GoalsTargets, NetWorthTracker, AddForm, History, ImportPage, and Settings.</w:t>
+        <w:t>Feature modules include Dashboard, AIInsights, AnalyticsReports, GoalsTargets, NetWorthTracker, AddForm, History, ImportPage, DocumentsVault, TimelineView, LoginPage, and Settings.</w:t>
       </w:r>
     </w:p>
     <w:p>
@@ -1320,7 +1401,7 @@
         <w:spacing w:after="80"/>
       </w:pPr>
       <w:r>
-        <w:t>Shared logic lives in `src/lib/utils.js`, `src/lib/constants.js`, `src/lib/ai.js`, and `src/lib/market.js`.</w:t>
+        <w:t>Shared logic lives in `src/lib/utils.js`, `src/lib/ai.js`, `src/lib/market.js`, `src/lib/passkey.js`, `src/lib/i18n.js`, and `src/lib/vaultStorage.js`.</w:t>
       </w:r>
     </w:p>
     <w:p>
@@ -1345,7 +1426,7 @@
         <w:spacing w:after="160"/>
       </w:pPr>
       <w:r>
-        <w:t>Transactions are stored in Firestore under `users/{uid}/expenses`. Each record contains amount, type, category, note, date, recurring, and recurringFrequency. User-owned planning and preference state is stored in Firestore under `users/{uid}/meta/appState`, including goals, manual assets, liabilities, market holdings, portfolio snapshots, AI preferences, budget, and notification toggles. Local storage remains only as a migration fallback and for a few transient sign-in helpers.</w:t>
+        <w:t>Transactions are stored in Firestore under `users/{uid}/expenses`. Each record contains amount, type, category, note, date, recurring, and recurringFrequency. User-owned planning and preference state is stored in Firestore under `users/{uid}/meta/appState`, including goals, manual assets, liabilities, market holdings, portfolio snapshots, AI preferences, budget, language, onboarding state, planner state, vault document metadata, and notification toggles. Vault files themselves live in Firebase Storage, while local IndexedDB acts as a staging layer during local-first uploads. Local storage remains only as a migration fallback and for a few transient sign-in helpers.</w:t>
       </w:r>
     </w:p>
     <w:tbl>
@@ -1577,7 +1658,7 @@
           </w:tcPr>
           <w:p>
             <w:r>
-              <w:t>trackedCash + trackedInvestments + manualAssetTotal - liabilityTotal</w:t>
+              <w:t>trackedCash + trackedInvestments + manualAssetTotal - liabilityTotal, with FX-aware conversion when global holdings are shown in INR or BOTH views</w:t>
             </w:r>
           </w:p>
         </w:tc>
@@ -1704,7 +1785,7 @@
         <w:spacing w:after="160"/>
       </w:pPr>
       <w:r>
-        <w:t>Authentication began as a broader experiment with email/password, Google, Apple, and phone OTP. In practice, the stable and user-friendly production mix became email/password, Google sign-in, and email-link magic-link authentication. Apple sign-in and phone OTP were removed from the experience because they added setup and deliverability complexity without improving reliability for this product.</w:t>
+        <w:t>Authentication began as a broader experiment with email/password, Google, Apple, and phone OTP. In practice, the stable and user-friendly production mix became email/password, Google sign-in, email-link magic-link authentication, and a passkey quick-sign-in helper for supported secure environments. Apple sign-in and phone OTP were removed from the experience because they added setup and deliverability complexity without improving reliability for this product.</w:t>
       </w:r>
     </w:p>
     <w:p>
@@ -1740,7 +1821,25 @@
         <w:spacing w:after="80"/>
       </w:pPr>
       <w:r>
+        <w:t>Passkeys are treated as a premium quick-unlock layer on secure deployed origins rather than as a fully separate identity system.</w:t>
+      </w:r>
+    </w:p>
+    <w:p>
+      <w:pPr>
+        <w:pStyle w:val="ListBullet"/>
+        <w:spacing w:after="80"/>
+      </w:pPr>
+      <w:r>
         <w:t>Settings exposes email verification, password reset, and verified email change via Firebase APIs.</w:t>
+      </w:r>
+    </w:p>
+    <w:p>
+      <w:pPr>
+        <w:pStyle w:val="ListBullet"/>
+        <w:spacing w:after="80"/>
+      </w:pPr>
+      <w:r>
+        <w:t>Admin access is role-based: the same auth methods are used, but admin-only controls are unlocked via Firebase custom claims or backend email allowlisting.</w:t>
       </w:r>
     </w:p>
     <w:p>
@@ -1764,7 +1863,7 @@
         <w:spacing w:after="160"/>
       </w:pPr>
       <w:r>
-        <w:t>The AI layer was designed in two tiers. Tier one is a local heuristic analysis engine inside `src/lib/ai.js`, which can always generate structured advice even when no provider key is available. Tier two is the provider-backed AI runtime, which sends structured financial context to OpenAI, OpenRouter, or Anthropic through the backend proxy.</w:t>
+        <w:t>The AI layer was designed in two tiers. Tier one is a local heuristic analysis engine inside `src/lib/ai.js`, which can always generate structured advice even when no provider key is available. Tier two is the provider-backed AI runtime, which sends structured financial context to OpenAI, OpenRouter, or Anthropic through the backend proxy. The AI configuration surface is now admin-aware, so provider health and model configuration are not shown to ordinary users.</w:t>
       </w:r>
     </w:p>
     <w:tbl>
@@ -1888,7 +1987,7 @@
           </w:tcPr>
           <w:p>
             <w:r>
-              <w:t>Load local `.env`, report backend health, build prompts, route provider calls, format JSON responses</w:t>
+              <w:t>Load local `.env`, report backend health, build prompts, route provider calls, format JSON responses, enforce admin-aware health details</w:t>
             </w:r>
           </w:p>
         </w:tc>
@@ -1971,7 +2070,7 @@
         <w:spacing w:after="160"/>
       </w:pPr>
       <w:r>
-        <w:t>The browser never stores provider keys. The frontend only chooses provider and model name. Secret keys live in the proxy environment, both locally and in Vercel.</w:t>
+        <w:t>The browser never stores provider keys. The frontend only chooses provider and model name. Secret keys live in the proxy environment, both locally and in Vercel. Admin-only health surfaces are intentionally separated from the normal user settings experience.</w:t>
       </w:r>
     </w:p>
     <w:p>
@@ -1987,7 +2086,7 @@
         <w:spacing w:after="160"/>
       </w:pPr>
       <w:r>
-        <w:t>Market holdings were added as a real portfolio layer rather than being treated as plain cashflow categories. Users can record stock and mutual-fund holdings separately from transaction entries, then refresh values manually once per day.</w:t>
+        <w:t>Market holdings were added as a real portfolio layer rather than being treated as plain cashflow categories. Users can record stocks, mutual funds, crypto, and commodities separately from transaction entries, then refresh values manually once per day. Over time the valuation platform evolved into an India-first plus global fallback model: official NSE end-of-day pricing for Indian symbols, provider-backed paths for global equities and crypto, AMFI-backed mutual fund NAV, and currency-aware presentation for INR/USD/BOTH views.</w:t>
       </w:r>
     </w:p>
     <w:tbl>
@@ -2075,7 +2174,7 @@
           </w:tcPr>
           <w:p>
             <w:r>
-              <w:t>Holding entry, instrument search, refresh action, portfolio summaries, and snapshot presentation</w:t>
+              <w:t>Holding entry, instrument search, refresh action, FX-aware summaries, sector/country views, and snapshot presentation</w:t>
             </w:r>
           </w:p>
         </w:tc>
@@ -2111,7 +2210,7 @@
           </w:tcPr>
           <w:p>
             <w:r>
-              <w:t>Frontend API client for market search and refresh</w:t>
+              <w:t>Frontend API client for market search, refresh, FX fetch, and browser-side rescue fallbacks for some symbols</w:t>
             </w:r>
           </w:p>
         </w:tc>
@@ -2147,7 +2246,7 @@
           </w:tcPr>
           <w:p>
             <w:r>
-              <w:t>Search stock/mutual-fund instruments and refresh holdings using provider APIs</w:t>
+              <w:t>Search holdings, refresh equities/crypto/commodities, use official NSE EOD for Indian symbols, and provide FX data</w:t>
             </w:r>
           </w:p>
         </w:tc>
@@ -2183,7 +2282,7 @@
           </w:tcPr>
           <w:p>
             <w:r>
-              <w:t>Vercel production handlers for market search and refresh</w:t>
+              <w:t>Vercel production handlers for market search, refresh, and FX</w:t>
             </w:r>
           </w:p>
         </w:tc>
@@ -2195,7 +2294,7 @@
         <w:spacing w:after="80"/>
       </w:pPr>
       <w:r>
-        <w:t>Stocks use Alpha Vantage daily series data on a manual refresh model to stay within free-tier request limits.</w:t>
+        <w:t>Indian stocks and ETFs now use official NSE end-of-day pricing as the most trustworthy free path for daily refresh.</w:t>
       </w:r>
     </w:p>
     <w:p>
@@ -2213,7 +2312,16 @@
         <w:spacing w:after="80"/>
       </w:pPr>
       <w:r>
-        <w:t>Holdings store units, average cost, account/broker context, latest fetched price, current value, invested value, and unrealized P&amp;L.</w:t>
+        <w:t>Global stocks use provider fallbacks such as Twelve Data, Finnhub, Alpha Vantage, and provider-aware symbol inference; crypto and commodities have their own fallbacks.</w:t>
+      </w:r>
+    </w:p>
+    <w:p>
+      <w:pPr>
+        <w:pStyle w:val="ListBullet"/>
+        <w:spacing w:after="80"/>
+      </w:pPr>
+      <w:r>
+        <w:t>Holdings store units, average cost, account/broker context, quote symbol overrides, currency, latest fetched price, current value, invested value, unrealized P&amp;L, and planner-oriented metadata such as SIP or realized gain notes.</w:t>
       </w:r>
     </w:p>
     <w:p>
@@ -2238,7 +2346,7 @@
         <w:spacing w:after="160"/>
       </w:pPr>
       <w:r>
-        <w:t>Local development ended up with two execution modes: frontend-only via Vite, and combined app-plus-proxy via a helper script. The combined workflow is preferred because AI routes depend on the local proxy.</w:t>
+        <w:t>Local development ended up with two execution modes: frontend-only via Vite, and combined app-plus-proxy via a helper script. The combined workflow is preferred because AI routes, admin-aware health checks, market refresh, and FX all depend on the local proxy.</w:t>
       </w:r>
     </w:p>
     <w:tbl>
@@ -2398,7 +2506,7 @@
           </w:tcPr>
           <w:p>
             <w:r>
-              <w:t>Start both Vite and the AI proxy together</w:t>
+              <w:t>Start both Vite and the AI/market proxy together, reusing an existing proxy if already running</w:t>
             </w:r>
           </w:p>
         </w:tc>
@@ -2439,13 +2547,49 @@
           </w:p>
         </w:tc>
       </w:tr>
+      <w:tr>
+        <w:tc>
+          <w:tcPr>
+            <w:tcW w:type="dxa" w:w="2592"/>
+            <w:vAlign w:val="center"/>
+            <w:tcBorders>
+              <w:top w:val="single" w:sz="8" w:space="0" w:color="DDD5CB"/>
+              <w:left w:val="single" w:sz="8" w:space="0" w:color="DDD5CB"/>
+              <w:bottom w:val="single" w:sz="8" w:space="0" w:color="DDD5CB"/>
+              <w:right w:val="single" w:sz="8" w:space="0" w:color="DDD5CB"/>
+            </w:tcBorders>
+          </w:tcPr>
+          <w:p>
+            <w:r>
+              <w:t>`npm run admin:claim -- --email &lt;user&gt; --project &lt;id&gt;`</w:t>
+            </w:r>
+          </w:p>
+        </w:tc>
+        <w:tc>
+          <w:tcPr>
+            <w:tcW w:type="dxa" w:w="7920"/>
+            <w:vAlign w:val="center"/>
+            <w:tcBorders>
+              <w:top w:val="single" w:sz="8" w:space="0" w:color="DDD5CB"/>
+              <w:left w:val="single" w:sz="8" w:space="0" w:color="DDD5CB"/>
+              <w:bottom w:val="single" w:sz="8" w:space="0" w:color="DDD5CB"/>
+              <w:right w:val="single" w:sz="8" w:space="0" w:color="DDD5CB"/>
+            </w:tcBorders>
+          </w:tcPr>
+          <w:p>
+            <w:r>
+              <w:t>One-time script to assign Firebase auth custom claims such as `role=admin`</w:t>
+            </w:r>
+          </w:p>
+        </w:tc>
+      </w:tr>
     </w:tbl>
     <w:p>
       <w:pPr>
         <w:spacing w:after="160"/>
       </w:pPr>
       <w:r>
-        <w:t>The Vite dev server proxies `/api/*` to the local AI proxy, so local AI failures often come down to whether port 8787 is listening. Once that was understood, the stable local workflow became running both services together rather than starting them separately and accidentally losing the proxy.</w:t>
+        <w:t>The Vite dev server proxies `/api/*` to the local AI proxy, so local AI or market failures often come down to whether port 8787 is listening. Once that was understood, the stable local workflow became running both services together rather than starting them separately and accidentally losing the proxy. The app is now pinned to a predictable localhost dev port to avoid earlier port-hopping confusion.</w:t>
       </w:r>
     </w:p>
     <w:p>
@@ -2461,7 +2605,7 @@
         <w:spacing w:after="160"/>
       </w:pPr>
       <w:r>
-        <w:t>The frontend deploys to Vercel as a static React application. The backend runtimes deploy to Vercel by placing handlers in the `/api/ai` and `/api/market` directories. This is critical: the local Node proxy used in development is not available automatically in production.</w:t>
+        <w:t>The frontend deploys to Vercel as a static React application. The backend runtimes deploy to Vercel by placing handlers in the `/api/ai` and `/api/market` directories. The app also ships a manifest and service worker so the deployed HTTPS build can be installed as a PWA. This is critical: the local Node proxy used in development is not available automatically in production.</w:t>
       </w:r>
     </w:p>
     <w:p>
@@ -2488,7 +2632,7 @@
         <w:spacing w:after="80"/>
       </w:pPr>
       <w:r>
-        <w:t>The `/api/market/search` and `/api/market/refresh` routes are deployed as Vercel functions for portfolio search and refresh.</w:t>
+        <w:t>The `/api/market/search`, `/api/market/refresh`, and `/api/market/fx` routes are deployed as Vercel functions for portfolio search, refresh, and currency conversion.</w:t>
       </w:r>
     </w:p>
     <w:p>
@@ -2511,10 +2655,19 @@
     </w:p>
     <w:p>
       <w:pPr>
+        <w:pStyle w:val="ListBullet"/>
+        <w:spacing w:after="80"/>
+      </w:pPr>
+      <w:r>
+        <w:t>A `vercel.json` layer was added so PWA assets such as `sw.js` and `manifest.webmanifest` are delivered with the right cache behavior.</w:t>
+      </w:r>
+    </w:p>
+    <w:p>
+      <w:pPr>
         <w:spacing w:after="160"/>
       </w:pPr>
       <w:r>
-        <w:t>Deployment also required standard Git hygiene. Secrets accidentally committed to `.env` triggered GitHub push protection. The durable fix was to add `.env` to `.gitignore`, remove it from Git tracking, amend the offending commit, and rotate exposed provider keys.</w:t>
+        <w:t>Deployment also required standard Git hygiene. Secrets accidentally committed to `.env` triggered GitHub push protection. The durable fix was to add `.env` to `.gitignore`, remove it from Git tracking, amend the offending commit, and rotate exposed provider keys. Firebase Authentication authorized domains also need to include the deployed Vercel hostname so Google and magic-link sign-in work in preview and production.</w:t>
       </w:r>
     </w:p>
     <w:p>
@@ -3039,6 +3192,112 @@
           </w:tcPr>
           <w:p>
             <w:r>
+              <w:t>TWELVE_DATA_API_KEY</w:t>
+            </w:r>
+          </w:p>
+        </w:tc>
+        <w:tc>
+          <w:tcPr>
+            <w:tcW w:type="dxa" w:w="3456"/>
+            <w:vAlign w:val="center"/>
+            <w:tcBorders>
+              <w:top w:val="single" w:sz="8" w:space="0" w:color="DDD5CB"/>
+              <w:left w:val="single" w:sz="8" w:space="0" w:color="DDD5CB"/>
+              <w:bottom w:val="single" w:sz="8" w:space="0" w:color="DDD5CB"/>
+              <w:right w:val="single" w:sz="8" w:space="0" w:color="DDD5CB"/>
+            </w:tcBorders>
+          </w:tcPr>
+          <w:p>
+            <w:r>
+              <w:t>Global equity and crypto provider access</w:t>
+            </w:r>
+          </w:p>
+        </w:tc>
+        <w:tc>
+          <w:tcPr>
+            <w:tcW w:type="dxa" w:w="3168"/>
+            <w:vAlign w:val="center"/>
+            <w:tcBorders>
+              <w:top w:val="single" w:sz="8" w:space="0" w:color="DDD5CB"/>
+              <w:left w:val="single" w:sz="8" w:space="0" w:color="DDD5CB"/>
+              <w:bottom w:val="single" w:sz="8" w:space="0" w:color="DDD5CB"/>
+              <w:right w:val="single" w:sz="8" w:space="0" w:color="DDD5CB"/>
+            </w:tcBorders>
+          </w:tcPr>
+          <w:p>
+            <w:r>
+              <w:t>Local `.env` and Vercel env</w:t>
+            </w:r>
+          </w:p>
+        </w:tc>
+      </w:tr>
+      <w:tr>
+        <w:tc>
+          <w:tcPr>
+            <w:tcW w:type="dxa" w:w="3168"/>
+            <w:vAlign w:val="center"/>
+            <w:tcBorders>
+              <w:top w:val="single" w:sz="8" w:space="0" w:color="DDD5CB"/>
+              <w:left w:val="single" w:sz="8" w:space="0" w:color="DDD5CB"/>
+              <w:bottom w:val="single" w:sz="8" w:space="0" w:color="DDD5CB"/>
+              <w:right w:val="single" w:sz="8" w:space="0" w:color="DDD5CB"/>
+            </w:tcBorders>
+          </w:tcPr>
+          <w:p>
+            <w:r>
+              <w:t>FINNHUB_API_KEY</w:t>
+            </w:r>
+          </w:p>
+        </w:tc>
+        <w:tc>
+          <w:tcPr>
+            <w:tcW w:type="dxa" w:w="3456"/>
+            <w:vAlign w:val="center"/>
+            <w:tcBorders>
+              <w:top w:val="single" w:sz="8" w:space="0" w:color="DDD5CB"/>
+              <w:left w:val="single" w:sz="8" w:space="0" w:color="DDD5CB"/>
+              <w:bottom w:val="single" w:sz="8" w:space="0" w:color="DDD5CB"/>
+              <w:right w:val="single" w:sz="8" w:space="0" w:color="DDD5CB"/>
+            </w:tcBorders>
+          </w:tcPr>
+          <w:p>
+            <w:r>
+              <w:t>Global equity and crypto fallback access</w:t>
+            </w:r>
+          </w:p>
+        </w:tc>
+        <w:tc>
+          <w:tcPr>
+            <w:tcW w:type="dxa" w:w="3168"/>
+            <w:vAlign w:val="center"/>
+            <w:tcBorders>
+              <w:top w:val="single" w:sz="8" w:space="0" w:color="DDD5CB"/>
+              <w:left w:val="single" w:sz="8" w:space="0" w:color="DDD5CB"/>
+              <w:bottom w:val="single" w:sz="8" w:space="0" w:color="DDD5CB"/>
+              <w:right w:val="single" w:sz="8" w:space="0" w:color="DDD5CB"/>
+            </w:tcBorders>
+          </w:tcPr>
+          <w:p>
+            <w:r>
+              <w:t>Local `.env` and Vercel env</w:t>
+            </w:r>
+          </w:p>
+        </w:tc>
+      </w:tr>
+      <w:tr>
+        <w:tc>
+          <w:tcPr>
+            <w:tcW w:type="dxa" w:w="3168"/>
+            <w:vAlign w:val="center"/>
+            <w:tcBorders>
+              <w:top w:val="single" w:sz="8" w:space="0" w:color="DDD5CB"/>
+              <w:left w:val="single" w:sz="8" w:space="0" w:color="DDD5CB"/>
+              <w:bottom w:val="single" w:sz="8" w:space="0" w:color="DDD5CB"/>
+              <w:right w:val="single" w:sz="8" w:space="0" w:color="DDD5CB"/>
+            </w:tcBorders>
+          </w:tcPr>
+          <w:p>
+            <w:r>
               <w:t>ALPHA_VANTAGE_API_KEY</w:t>
             </w:r>
           </w:p>
@@ -3078,13 +3337,66 @@
           </w:p>
         </w:tc>
       </w:tr>
+      <w:tr>
+        <w:tc>
+          <w:tcPr>
+            <w:tcW w:type="dxa" w:w="3168"/>
+            <w:vAlign w:val="center"/>
+            <w:tcBorders>
+              <w:top w:val="single" w:sz="8" w:space="0" w:color="DDD5CB"/>
+              <w:left w:val="single" w:sz="8" w:space="0" w:color="DDD5CB"/>
+              <w:bottom w:val="single" w:sz="8" w:space="0" w:color="DDD5CB"/>
+              <w:right w:val="single" w:sz="8" w:space="0" w:color="DDD5CB"/>
+            </w:tcBorders>
+          </w:tcPr>
+          <w:p>
+            <w:r>
+              <w:t>FINWISE_ADMIN_EMAILS</w:t>
+            </w:r>
+          </w:p>
+        </w:tc>
+        <w:tc>
+          <w:tcPr>
+            <w:tcW w:type="dxa" w:w="3456"/>
+            <w:vAlign w:val="center"/>
+            <w:tcBorders>
+              <w:top w:val="single" w:sz="8" w:space="0" w:color="DDD5CB"/>
+              <w:left w:val="single" w:sz="8" w:space="0" w:color="DDD5CB"/>
+              <w:bottom w:val="single" w:sz="8" w:space="0" w:color="DDD5CB"/>
+              <w:right w:val="single" w:sz="8" w:space="0" w:color="DDD5CB"/>
+            </w:tcBorders>
+          </w:tcPr>
+          <w:p>
+            <w:r>
+              <w:t>Backend allowlist bridge for admin UI and health access</w:t>
+            </w:r>
+          </w:p>
+        </w:tc>
+        <w:tc>
+          <w:tcPr>
+            <w:tcW w:type="dxa" w:w="3168"/>
+            <w:vAlign w:val="center"/>
+            <w:tcBorders>
+              <w:top w:val="single" w:sz="8" w:space="0" w:color="DDD5CB"/>
+              <w:left w:val="single" w:sz="8" w:space="0" w:color="DDD5CB"/>
+              <w:bottom w:val="single" w:sz="8" w:space="0" w:color="DDD5CB"/>
+              <w:right w:val="single" w:sz="8" w:space="0" w:color="DDD5CB"/>
+            </w:tcBorders>
+          </w:tcPr>
+          <w:p>
+            <w:r>
+              <w:t>Local `.env` and Vercel env</w:t>
+            </w:r>
+          </w:p>
+        </w:tc>
+      </w:tr>
     </w:tbl>
     <w:p>
       <w:pPr>
         <w:spacing w:after="160"/>
       </w:pPr>
       <w:r>
-        <w:t>A useful guardrail was added to backend health reporting: if an OpenAI-style key appears to be stored under `OPENROUTER_API_KEY`, the health payload warns about it. This helped catch a provider mismatch during setup.</w:t>
+        <w:t>Useful guardrails were added to backend health reporting: if an OpenAI-style key appears to be stored under `OPENROUTER_API_KEY`, the health payload warns about it; if the viewer is not an admin, health responses return only a safe public shape. This helped catch provider mismatches while keeping sensitive backend details out of everyday user settings.</w:t>
       </w:r>
     </w:p>
     <w:p>
@@ -3156,6 +3468,24 @@
       </w:pPr>
       <w:r>
         <w:t>User-owned planning state now persists in Firebase instead of depending only on browser-local storage, so it survives dev-server restarts and cross-device sign-in.</w:t>
+      </w:r>
+    </w:p>
+    <w:p>
+      <w:pPr>
+        <w:pStyle w:val="ListBullet"/>
+        <w:spacing w:after="80"/>
+      </w:pPr>
+      <w:r>
+        <w:t>Admin-only settings are now gated by Firebase claims or a backend email allowlist, and backend health responses also respect that role distinction.</w:t>
+      </w:r>
+    </w:p>
+    <w:p>
+      <w:pPr>
+        <w:pStyle w:val="ListBullet"/>
+        <w:spacing w:after="80"/>
+      </w:pPr>
+      <w:r>
+        <w:t>Vault uploads are local-first: files appear immediately, then sync to Firebase Storage in the background with explicit sync-status indicators and retry support.</w:t>
       </w:r>
     </w:p>
     <w:p>
@@ -3336,6 +3666,42 @@
           </w:p>
         </w:tc>
       </w:tr>
+      <w:tr>
+        <w:tc>
+          <w:tcPr>
+            <w:tcW w:type="dxa" w:w="3312"/>
+            <w:vAlign w:val="center"/>
+            <w:tcBorders>
+              <w:top w:val="single" w:sz="8" w:space="0" w:color="DDD5CB"/>
+              <w:left w:val="single" w:sz="8" w:space="0" w:color="DDD5CB"/>
+              <w:bottom w:val="single" w:sz="8" w:space="0" w:color="DDD5CB"/>
+              <w:right w:val="single" w:sz="8" w:space="0" w:color="DDD5CB"/>
+            </w:tcBorders>
+          </w:tcPr>
+          <w:p>
+            <w:r>
+              <w:t>PWA shell caching</w:t>
+            </w:r>
+          </w:p>
+        </w:tc>
+        <w:tc>
+          <w:tcPr>
+            <w:tcW w:type="dxa" w:w="7488"/>
+            <w:vAlign w:val="center"/>
+            <w:tcBorders>
+              <w:top w:val="single" w:sz="8" w:space="0" w:color="DDD5CB"/>
+              <w:left w:val="single" w:sz="8" w:space="0" w:color="DDD5CB"/>
+              <w:bottom w:val="single" w:sz="8" w:space="0" w:color="DDD5CB"/>
+              <w:right w:val="single" w:sz="8" w:space="0" w:color="DDD5CB"/>
+            </w:tcBorders>
+          </w:tcPr>
+          <w:p>
+            <w:r>
+              <w:t>The service worker can keep the shell feeling faster and more app-like on repeat visits</w:t>
+            </w:r>
+          </w:p>
+        </w:tc>
+      </w:tr>
     </w:tbl>
     <w:p>
       <w:pPr>
@@ -3453,6 +3819,15 @@
         <w:spacing w:after="80"/>
       </w:pPr>
       <w:r>
+        <w:t>Official NSE EOD fallback verification for Indian stock symbols</w:t>
+      </w:r>
+    </w:p>
+    <w:p>
+      <w:pPr>
+        <w:pStyle w:val="ListBullet"/>
+        <w:spacing w:after="80"/>
+      </w:pPr>
+      <w:r>
         <w:t>End-to-end AI query checks against configured providers</w:t>
       </w:r>
     </w:p>
@@ -3463,6 +3838,33 @@
       </w:pPr>
       <w:r>
         <w:t>Authentication checks for email/password, Google, magic-link completion, password reset, and verification flows</w:t>
+      </w:r>
+    </w:p>
+    <w:p>
+      <w:pPr>
+        <w:pStyle w:val="ListBullet"/>
+        <w:spacing w:after="80"/>
+      </w:pPr>
+      <w:r>
+        <w:t>Role-aware admin checks for Settings and backend health responses</w:t>
+      </w:r>
+    </w:p>
+    <w:p>
+      <w:pPr>
+        <w:pStyle w:val="ListBullet"/>
+        <w:spacing w:after="80"/>
+      </w:pPr>
+      <w:r>
+        <w:t>PWA install-path checks on deployed HTTPS URLs</w:t>
+      </w:r>
+    </w:p>
+    <w:p>
+      <w:pPr>
+        <w:pStyle w:val="ListBullet"/>
+        <w:spacing w:after="80"/>
+      </w:pPr>
+      <w:r>
+        <w:t>Vault upload, background sync, retry, export/import, and migration checks</w:t>
       </w:r>
     </w:p>
     <w:p>
@@ -3757,7 +4159,7 @@
           </w:tcPr>
           <w:p>
             <w:r>
-              <w:t>Missing Alpha Vantage key or free-tier provider response issue</w:t>
+              <w:t>Missing provider key, stale symbol mapping, or provider coverage issue</w:t>
             </w:r>
           </w:p>
         </w:tc>
@@ -3774,7 +4176,60 @@
           </w:tcPr>
           <w:p>
             <w:r>
-              <w:t>Add `ALPHA_VANTAGE_API_KEY`, check daily limits, and retry manual refresh</w:t>
+              <w:t>Check provider env vars, use quote symbol overrides, and rely on official NSE EOD for Indian holdings</w:t>
+            </w:r>
+          </w:p>
+        </w:tc>
+      </w:tr>
+      <w:tr>
+        <w:tc>
+          <w:tcPr>
+            <w:tcW w:type="dxa" w:w="3168"/>
+            <w:vAlign w:val="center"/>
+            <w:tcBorders>
+              <w:top w:val="single" w:sz="8" w:space="0" w:color="DDD5CB"/>
+              <w:left w:val="single" w:sz="8" w:space="0" w:color="DDD5CB"/>
+              <w:bottom w:val="single" w:sz="8" w:space="0" w:color="DDD5CB"/>
+              <w:right w:val="single" w:sz="8" w:space="0" w:color="DDD5CB"/>
+            </w:tcBorders>
+          </w:tcPr>
+          <w:p>
+            <w:r>
+              <w:t>Commodity refresh fails</w:t>
+            </w:r>
+          </w:p>
+        </w:tc>
+        <w:tc>
+          <w:tcPr>
+            <w:tcW w:type="dxa" w:w="3312"/>
+            <w:vAlign w:val="center"/>
+            <w:tcBorders>
+              <w:top w:val="single" w:sz="8" w:space="0" w:color="DDD5CB"/>
+              <w:left w:val="single" w:sz="8" w:space="0" w:color="DDD5CB"/>
+              <w:bottom w:val="single" w:sz="8" w:space="0" w:color="DDD5CB"/>
+              <w:right w:val="single" w:sz="8" w:space="0" w:color="DDD5CB"/>
+            </w:tcBorders>
+          </w:tcPr>
+          <w:p>
+            <w:r>
+              <w:t>Provider path returned no usable quote</w:t>
+            </w:r>
+          </w:p>
+        </w:tc>
+        <w:tc>
+          <w:tcPr>
+            <w:tcW w:type="dxa" w:w="4176"/>
+            <w:vAlign w:val="center"/>
+            <w:tcBorders>
+              <w:top w:val="single" w:sz="8" w:space="0" w:color="DDD5CB"/>
+              <w:left w:val="single" w:sz="8" w:space="0" w:color="DDD5CB"/>
+              <w:bottom w:val="single" w:sz="8" w:space="0" w:color="DDD5CB"/>
+              <w:right w:val="single" w:sz="8" w:space="0" w:color="DDD5CB"/>
+            </w:tcBorders>
+          </w:tcPr>
+          <w:p>
+            <w:r>
+              <w:t>Use the commodity symbol mappings and Yahoo chart fallback now built into the market runtime</w:t>
             </w:r>
           </w:p>
         </w:tc>
@@ -3991,6 +4446,112 @@
           </w:p>
         </w:tc>
       </w:tr>
+      <w:tr>
+        <w:tc>
+          <w:tcPr>
+            <w:tcW w:type="dxa" w:w="3168"/>
+            <w:vAlign w:val="center"/>
+            <w:tcBorders>
+              <w:top w:val="single" w:sz="8" w:space="0" w:color="DDD5CB"/>
+              <w:left w:val="single" w:sz="8" w:space="0" w:color="DDD5CB"/>
+              <w:bottom w:val="single" w:sz="8" w:space="0" w:color="DDD5CB"/>
+              <w:right w:val="single" w:sz="8" w:space="0" w:color="DDD5CB"/>
+            </w:tcBorders>
+          </w:tcPr>
+          <w:p>
+            <w:r>
+              <w:t>Blank page on localhost after a code change</w:t>
+            </w:r>
+          </w:p>
+        </w:tc>
+        <w:tc>
+          <w:tcPr>
+            <w:tcW w:type="dxa" w:w="3312"/>
+            <w:vAlign w:val="center"/>
+            <w:tcBorders>
+              <w:top w:val="single" w:sz="8" w:space="0" w:color="DDD5CB"/>
+              <w:left w:val="single" w:sz="8" w:space="0" w:color="DDD5CB"/>
+              <w:bottom w:val="single" w:sz="8" w:space="0" w:color="DDD5CB"/>
+              <w:right w:val="single" w:sz="8" w:space="0" w:color="DDD5CB"/>
+            </w:tcBorders>
+          </w:tcPr>
+          <w:p>
+            <w:r>
+              <w:t>Frontend runtime error in the app shell</w:t>
+            </w:r>
+          </w:p>
+        </w:tc>
+        <w:tc>
+          <w:tcPr>
+            <w:tcW w:type="dxa" w:w="4176"/>
+            <w:vAlign w:val="center"/>
+            <w:tcBorders>
+              <w:top w:val="single" w:sz="8" w:space="0" w:color="DDD5CB"/>
+              <w:left w:val="single" w:sz="8" w:space="0" w:color="DDD5CB"/>
+              <w:bottom w:val="single" w:sz="8" w:space="0" w:color="DDD5CB"/>
+              <w:right w:val="single" w:sz="8" w:space="0" w:color="DDD5CB"/>
+            </w:tcBorders>
+          </w:tcPr>
+          <w:p>
+            <w:r>
+              <w:t>Check Vite console/runtime logs; in this project one known example was using `hasPendingVaultSync` before declaration in `App.jsx`</w:t>
+            </w:r>
+          </w:p>
+        </w:tc>
+      </w:tr>
+      <w:tr>
+        <w:tc>
+          <w:tcPr>
+            <w:tcW w:type="dxa" w:w="3168"/>
+            <w:vAlign w:val="center"/>
+            <w:tcBorders>
+              <w:top w:val="single" w:sz="8" w:space="0" w:color="DDD5CB"/>
+              <w:left w:val="single" w:sz="8" w:space="0" w:color="DDD5CB"/>
+              <w:bottom w:val="single" w:sz="8" w:space="0" w:color="DDD5CB"/>
+              <w:right w:val="single" w:sz="8" w:space="0" w:color="DDD5CB"/>
+            </w:tcBorders>
+          </w:tcPr>
+          <w:p>
+            <w:r>
+              <w:t>Admin section still shows `USER`</w:t>
+            </w:r>
+          </w:p>
+        </w:tc>
+        <w:tc>
+          <w:tcPr>
+            <w:tcW w:type="dxa" w:w="3312"/>
+            <w:vAlign w:val="center"/>
+            <w:tcBorders>
+              <w:top w:val="single" w:sz="8" w:space="0" w:color="DDD5CB"/>
+              <w:left w:val="single" w:sz="8" w:space="0" w:color="DDD5CB"/>
+              <w:bottom w:val="single" w:sz="8" w:space="0" w:color="DDD5CB"/>
+              <w:right w:val="single" w:sz="8" w:space="0" w:color="DDD5CB"/>
+            </w:tcBorders>
+          </w:tcPr>
+          <w:p>
+            <w:r>
+              <w:t>Proxy not restarted after env change, or no Firebase claim</w:t>
+            </w:r>
+          </w:p>
+        </w:tc>
+        <w:tc>
+          <w:tcPr>
+            <w:tcW w:type="dxa" w:w="4176"/>
+            <w:vAlign w:val="center"/>
+            <w:tcBorders>
+              <w:top w:val="single" w:sz="8" w:space="0" w:color="DDD5CB"/>
+              <w:left w:val="single" w:sz="8" w:space="0" w:color="DDD5CB"/>
+              <w:bottom w:val="single" w:sz="8" w:space="0" w:color="DDD5CB"/>
+              <w:right w:val="single" w:sz="8" w:space="0" w:color="DDD5CB"/>
+            </w:tcBorders>
+          </w:tcPr>
+          <w:p>
+            <w:r>
+              <w:t>Restart proxy, sign out/in, or use the one-time admin claim script</w:t>
+            </w:r>
+          </w:p>
+        </w:tc>
+      </w:tr>
     </w:tbl>
     <w:p>
       <w:pPr>
@@ -4176,6 +4737,78 @@
           </w:tcPr>
           <w:p>
             <w:r>
+              <w:t>`src/components/DocumentsVault.jsx`</w:t>
+            </w:r>
+          </w:p>
+        </w:tc>
+        <w:tc>
+          <w:tcPr>
+            <w:tcW w:type="dxa" w:w="7488"/>
+            <w:vAlign w:val="center"/>
+            <w:tcBorders>
+              <w:top w:val="single" w:sz="8" w:space="0" w:color="DDD5CB"/>
+              <w:left w:val="single" w:sz="8" w:space="0" w:color="DDD5CB"/>
+              <w:bottom w:val="single" w:sz="8" w:space="0" w:color="DDD5CB"/>
+              <w:right w:val="single" w:sz="8" w:space="0" w:color="DDD5CB"/>
+            </w:tcBorders>
+          </w:tcPr>
+          <w:p>
+            <w:r>
+              <w:t>Document metadata, local-first uploads, sync status, and vault controls</w:t>
+            </w:r>
+          </w:p>
+        </w:tc>
+      </w:tr>
+      <w:tr>
+        <w:tc>
+          <w:tcPr>
+            <w:tcW w:type="dxa" w:w="3312"/>
+            <w:vAlign w:val="center"/>
+            <w:tcBorders>
+              <w:top w:val="single" w:sz="8" w:space="0" w:color="DDD5CB"/>
+              <w:left w:val="single" w:sz="8" w:space="0" w:color="DDD5CB"/>
+              <w:bottom w:val="single" w:sz="8" w:space="0" w:color="DDD5CB"/>
+              <w:right w:val="single" w:sz="8" w:space="0" w:color="DDD5CB"/>
+            </w:tcBorders>
+          </w:tcPr>
+          <w:p>
+            <w:r>
+              <w:t>`src/components/TimelineView.jsx`</w:t>
+            </w:r>
+          </w:p>
+        </w:tc>
+        <w:tc>
+          <w:tcPr>
+            <w:tcW w:type="dxa" w:w="7488"/>
+            <w:vAlign w:val="center"/>
+            <w:tcBorders>
+              <w:top w:val="single" w:sz="8" w:space="0" w:color="DDD5CB"/>
+              <w:left w:val="single" w:sz="8" w:space="0" w:color="DDD5CB"/>
+              <w:bottom w:val="single" w:sz="8" w:space="0" w:color="DDD5CB"/>
+              <w:right w:val="single" w:sz="8" w:space="0" w:color="DDD5CB"/>
+            </w:tcBorders>
+          </w:tcPr>
+          <w:p>
+            <w:r>
+              <w:t>Timeline/calendar-oriented reminders and milestone view</w:t>
+            </w:r>
+          </w:p>
+        </w:tc>
+      </w:tr>
+      <w:tr>
+        <w:tc>
+          <w:tcPr>
+            <w:tcW w:type="dxa" w:w="3312"/>
+            <w:vAlign w:val="center"/>
+            <w:tcBorders>
+              <w:top w:val="single" w:sz="8" w:space="0" w:color="DDD5CB"/>
+              <w:left w:val="single" w:sz="8" w:space="0" w:color="DDD5CB"/>
+              <w:bottom w:val="single" w:sz="8" w:space="0" w:color="DDD5CB"/>
+              <w:right w:val="single" w:sz="8" w:space="0" w:color="DDD5CB"/>
+            </w:tcBorders>
+          </w:tcPr>
+          <w:p>
+            <w:r>
               <w:t>`src/lib/utils.js`</w:t>
             </w:r>
           </w:p>
@@ -4266,6 +4899,114 @@
           <w:p>
             <w:r>
               <w:t>Frontend market search and refresh API helpers</w:t>
+            </w:r>
+          </w:p>
+        </w:tc>
+      </w:tr>
+      <w:tr>
+        <w:tc>
+          <w:tcPr>
+            <w:tcW w:type="dxa" w:w="3312"/>
+            <w:vAlign w:val="center"/>
+            <w:tcBorders>
+              <w:top w:val="single" w:sz="8" w:space="0" w:color="DDD5CB"/>
+              <w:left w:val="single" w:sz="8" w:space="0" w:color="DDD5CB"/>
+              <w:bottom w:val="single" w:sz="8" w:space="0" w:color="DDD5CB"/>
+              <w:right w:val="single" w:sz="8" w:space="0" w:color="DDD5CB"/>
+            </w:tcBorders>
+          </w:tcPr>
+          <w:p>
+            <w:r>
+              <w:t>`src/lib/passkey.js`</w:t>
+            </w:r>
+          </w:p>
+        </w:tc>
+        <w:tc>
+          <w:tcPr>
+            <w:tcW w:type="dxa" w:w="7488"/>
+            <w:vAlign w:val="center"/>
+            <w:tcBorders>
+              <w:top w:val="single" w:sz="8" w:space="0" w:color="DDD5CB"/>
+              <w:left w:val="single" w:sz="8" w:space="0" w:color="DDD5CB"/>
+              <w:bottom w:val="single" w:sz="8" w:space="0" w:color="DDD5CB"/>
+              <w:right w:val="single" w:sz="8" w:space="0" w:color="DDD5CB"/>
+            </w:tcBorders>
+          </w:tcPr>
+          <w:p>
+            <w:r>
+              <w:t>Local passkey helpers for supported secure environments</w:t>
+            </w:r>
+          </w:p>
+        </w:tc>
+      </w:tr>
+      <w:tr>
+        <w:tc>
+          <w:tcPr>
+            <w:tcW w:type="dxa" w:w="3312"/>
+            <w:vAlign w:val="center"/>
+            <w:tcBorders>
+              <w:top w:val="single" w:sz="8" w:space="0" w:color="DDD5CB"/>
+              <w:left w:val="single" w:sz="8" w:space="0" w:color="DDD5CB"/>
+              <w:bottom w:val="single" w:sz="8" w:space="0" w:color="DDD5CB"/>
+              <w:right w:val="single" w:sz="8" w:space="0" w:color="DDD5CB"/>
+            </w:tcBorders>
+          </w:tcPr>
+          <w:p>
+            <w:r>
+              <w:t>`src/lib/vaultStorage.js`</w:t>
+            </w:r>
+          </w:p>
+        </w:tc>
+        <w:tc>
+          <w:tcPr>
+            <w:tcW w:type="dxa" w:w="7488"/>
+            <w:vAlign w:val="center"/>
+            <w:tcBorders>
+              <w:top w:val="single" w:sz="8" w:space="0" w:color="DDD5CB"/>
+              <w:left w:val="single" w:sz="8" w:space="0" w:color="DDD5CB"/>
+              <w:bottom w:val="single" w:sz="8" w:space="0" w:color="DDD5CB"/>
+              <w:right w:val="single" w:sz="8" w:space="0" w:color="DDD5CB"/>
+            </w:tcBorders>
+          </w:tcPr>
+          <w:p>
+            <w:r>
+              <w:t>IndexedDB staging, Firebase Storage sync, vault migration/import/export helpers</w:t>
+            </w:r>
+          </w:p>
+        </w:tc>
+      </w:tr>
+      <w:tr>
+        <w:tc>
+          <w:tcPr>
+            <w:tcW w:type="dxa" w:w="3312"/>
+            <w:vAlign w:val="center"/>
+            <w:tcBorders>
+              <w:top w:val="single" w:sz="8" w:space="0" w:color="DDD5CB"/>
+              <w:left w:val="single" w:sz="8" w:space="0" w:color="DDD5CB"/>
+              <w:bottom w:val="single" w:sz="8" w:space="0" w:color="DDD5CB"/>
+              <w:right w:val="single" w:sz="8" w:space="0" w:color="DDD5CB"/>
+            </w:tcBorders>
+          </w:tcPr>
+          <w:p>
+            <w:r>
+              <w:t>`src/lib/i18n.js`</w:t>
+            </w:r>
+          </w:p>
+        </w:tc>
+        <w:tc>
+          <w:tcPr>
+            <w:tcW w:type="dxa" w:w="7488"/>
+            <w:vAlign w:val="center"/>
+            <w:tcBorders>
+              <w:top w:val="single" w:sz="8" w:space="0" w:color="DDD5CB"/>
+              <w:left w:val="single" w:sz="8" w:space="0" w:color="DDD5CB"/>
+              <w:bottom w:val="single" w:sz="8" w:space="0" w:color="DDD5CB"/>
+              <w:right w:val="single" w:sz="8" w:space="0" w:color="DDD5CB"/>
+            </w:tcBorders>
+          </w:tcPr>
+          <w:p>
+            <w:r>
+              <w:t>Language dictionary and translation lookup</w:t>
             </w:r>
           </w:p>
         </w:tc>
@@ -4464,6 +5205,78 @@
           </w:tcPr>
           <w:p>
             <w:r>
+              <w:t>`scripts/dev-full.mjs`</w:t>
+            </w:r>
+          </w:p>
+        </w:tc>
+        <w:tc>
+          <w:tcPr>
+            <w:tcW w:type="dxa" w:w="7488"/>
+            <w:vAlign w:val="center"/>
+            <w:tcBorders>
+              <w:top w:val="single" w:sz="8" w:space="0" w:color="DDD5CB"/>
+              <w:left w:val="single" w:sz="8" w:space="0" w:color="DDD5CB"/>
+              <w:bottom w:val="single" w:sz="8" w:space="0" w:color="DDD5CB"/>
+              <w:right w:val="single" w:sz="8" w:space="0" w:color="DDD5CB"/>
+            </w:tcBorders>
+          </w:tcPr>
+          <w:p>
+            <w:r>
+              <w:t>Combined app/proxy development launcher with proxy reuse</w:t>
+            </w:r>
+          </w:p>
+        </w:tc>
+      </w:tr>
+      <w:tr>
+        <w:tc>
+          <w:tcPr>
+            <w:tcW w:type="dxa" w:w="3312"/>
+            <w:vAlign w:val="center"/>
+            <w:tcBorders>
+              <w:top w:val="single" w:sz="8" w:space="0" w:color="DDD5CB"/>
+              <w:left w:val="single" w:sz="8" w:space="0" w:color="DDD5CB"/>
+              <w:bottom w:val="single" w:sz="8" w:space="0" w:color="DDD5CB"/>
+              <w:right w:val="single" w:sz="8" w:space="0" w:color="DDD5CB"/>
+            </w:tcBorders>
+          </w:tcPr>
+          <w:p>
+            <w:r>
+              <w:t>`scripts/set-admin-claim.mjs`</w:t>
+            </w:r>
+          </w:p>
+        </w:tc>
+        <w:tc>
+          <w:tcPr>
+            <w:tcW w:type="dxa" w:w="7488"/>
+            <w:vAlign w:val="center"/>
+            <w:tcBorders>
+              <w:top w:val="single" w:sz="8" w:space="0" w:color="DDD5CB"/>
+              <w:left w:val="single" w:sz="8" w:space="0" w:color="DDD5CB"/>
+              <w:bottom w:val="single" w:sz="8" w:space="0" w:color="DDD5CB"/>
+              <w:right w:val="single" w:sz="8" w:space="0" w:color="DDD5CB"/>
+            </w:tcBorders>
+          </w:tcPr>
+          <w:p>
+            <w:r>
+              <w:t>One-time Firebase admin-claim assignment helper</w:t>
+            </w:r>
+          </w:p>
+        </w:tc>
+      </w:tr>
+      <w:tr>
+        <w:tc>
+          <w:tcPr>
+            <w:tcW w:type="dxa" w:w="3312"/>
+            <w:vAlign w:val="center"/>
+            <w:tcBorders>
+              <w:top w:val="single" w:sz="8" w:space="0" w:color="DDD5CB"/>
+              <w:left w:val="single" w:sz="8" w:space="0" w:color="DDD5CB"/>
+              <w:bottom w:val="single" w:sz="8" w:space="0" w:color="DDD5CB"/>
+              <w:right w:val="single" w:sz="8" w:space="0" w:color="DDD5CB"/>
+            </w:tcBorders>
+          </w:tcPr>
+          <w:p>
+            <w:r>
               <w:t>`api/ai/*.js`</w:t>
             </w:r>
           </w:p>
@@ -4536,6 +5349,78 @@
           </w:tcPr>
           <w:p>
             <w:r>
+              <w:t>`public/manifest.webmanifest` + `public/sw.js`</w:t>
+            </w:r>
+          </w:p>
+        </w:tc>
+        <w:tc>
+          <w:tcPr>
+            <w:tcW w:type="dxa" w:w="7488"/>
+            <w:vAlign w:val="center"/>
+            <w:tcBorders>
+              <w:top w:val="single" w:sz="8" w:space="0" w:color="DDD5CB"/>
+              <w:left w:val="single" w:sz="8" w:space="0" w:color="DDD5CB"/>
+              <w:bottom w:val="single" w:sz="8" w:space="0" w:color="DDD5CB"/>
+              <w:right w:val="single" w:sz="8" w:space="0" w:color="DDD5CB"/>
+            </w:tcBorders>
+          </w:tcPr>
+          <w:p>
+            <w:r>
+              <w:t>PWA metadata and service worker</w:t>
+            </w:r>
+          </w:p>
+        </w:tc>
+      </w:tr>
+      <w:tr>
+        <w:tc>
+          <w:tcPr>
+            <w:tcW w:type="dxa" w:w="3312"/>
+            <w:vAlign w:val="center"/>
+            <w:tcBorders>
+              <w:top w:val="single" w:sz="8" w:space="0" w:color="DDD5CB"/>
+              <w:left w:val="single" w:sz="8" w:space="0" w:color="DDD5CB"/>
+              <w:bottom w:val="single" w:sz="8" w:space="0" w:color="DDD5CB"/>
+              <w:right w:val="single" w:sz="8" w:space="0" w:color="DDD5CB"/>
+            </w:tcBorders>
+          </w:tcPr>
+          <w:p>
+            <w:r>
+              <w:t>`vercel.json`</w:t>
+            </w:r>
+          </w:p>
+        </w:tc>
+        <w:tc>
+          <w:tcPr>
+            <w:tcW w:type="dxa" w:w="7488"/>
+            <w:vAlign w:val="center"/>
+            <w:tcBorders>
+              <w:top w:val="single" w:sz="8" w:space="0" w:color="DDD5CB"/>
+              <w:left w:val="single" w:sz="8" w:space="0" w:color="DDD5CB"/>
+              <w:bottom w:val="single" w:sz="8" w:space="0" w:color="DDD5CB"/>
+              <w:right w:val="single" w:sz="8" w:space="0" w:color="DDD5CB"/>
+            </w:tcBorders>
+          </w:tcPr>
+          <w:p>
+            <w:r>
+              <w:t>Vercel routing/cache behavior for PWA and serverless deployment</w:t>
+            </w:r>
+          </w:p>
+        </w:tc>
+      </w:tr>
+      <w:tr>
+        <w:tc>
+          <w:tcPr>
+            <w:tcW w:type="dxa" w:w="3312"/>
+            <w:vAlign w:val="center"/>
+            <w:tcBorders>
+              <w:top w:val="single" w:sz="8" w:space="0" w:color="DDD5CB"/>
+              <w:left w:val="single" w:sz="8" w:space="0" w:color="DDD5CB"/>
+              <w:bottom w:val="single" w:sz="8" w:space="0" w:color="DDD5CB"/>
+              <w:right w:val="single" w:sz="8" w:space="0" w:color="DDD5CB"/>
+            </w:tcBorders>
+          </w:tcPr>
+          <w:p>
+            <w:r>
               <w:t>`vite.config.js`</w:t>
             </w:r>
           </w:p>
@@ -4553,7 +5438,7 @@
           </w:tcPr>
           <w:p>
             <w:r>
-              <w:t>Dev proxy rules plus vendor chunk splitting</w:t>
+              <w:t>Dev proxy rules, fixed dev port behavior, and vendor chunk splitting</w:t>
             </w:r>
           </w:p>
         </w:tc>
@@ -4582,7 +5467,7 @@
         <w:spacing w:after="80"/>
       </w:pPr>
       <w:r>
-        <w:t>Introduce optional recurring automation or reminders based on budgets and goal pace.</w:t>
+        <w:t>Introduce OCR and AI Q&amp;A over uploaded vault documents once the storage layer is fully settled.</w:t>
       </w:r>
     </w:p>
     <w:p>
@@ -4591,7 +5476,7 @@
         <w:spacing w:after="80"/>
       </w:pPr>
       <w:r>
-        <w:t>Add richer onboarding data seeding for first-time users importing from bank statements.</w:t>
+        <w:t>Add richer onboarding data seeding for first-time users importing from bank statements or choosing demo mode.</w:t>
       </w:r>
     </w:p>
     <w:p>
@@ -4609,7 +5494,16 @@
         <w:spacing w:after="80"/>
       </w:pPr>
       <w:r>
-        <w:t>Extend market coverage with richer symbol hints, holding edit flows, and portfolio performance attribution once the core daily-refresh model is stable.</w:t>
+        <w:t>Extend market coverage with richer symbol hints, portfolio performance attribution, and a more deliberate commodity/global quote strategy once the core daily-refresh model is stable.</w:t>
+      </w:r>
+    </w:p>
+    <w:p>
+      <w:pPr>
+        <w:pStyle w:val="ListBullet"/>
+        <w:spacing w:after="80"/>
+      </w:pPr>
+      <w:r>
+        <w:t>Promote the install/PWA flow with a more polished in-app install banner and offline-ready indicator.</w:t>
       </w:r>
     </w:p>
     <w:p>
@@ -4664,7 +5558,7 @@
         <w:spacing w:after="80"/>
       </w:pPr>
       <w:r>
-        <w:t>4. Add `ALPHA_VANTAGE_API_KEY` if market holdings refresh should work in production.</w:t>
+        <w:t>4. Add `ALPHA_VANTAGE_API_KEY`, `TWELVE_DATA_API_KEY`, `FINNHUB_API_KEY`, and `FINWISE_ADMIN_EMAILS` if those production capabilities should work.</w:t>
       </w:r>
     </w:p>
     <w:p>
@@ -4673,7 +5567,7 @@
         <w:spacing w:after="80"/>
       </w:pPr>
       <w:r>
-        <w:t>5. Redeploy after env changes.</w:t>
+        <w:t>5. Add deployed Vercel domains to Firebase Authentication authorized domains.</w:t>
       </w:r>
     </w:p>
     <w:p>
@@ -4682,7 +5576,7 @@
         <w:spacing w:after="80"/>
       </w:pPr>
       <w:r>
-        <w:t>6. Validate `/api/ai/health` and `/api/market/search` in production.</w:t>
+        <w:t>6. Ensure Firebase Storage rules permit authenticated user uploads and reads for vault files.</w:t>
       </w:r>
     </w:p>
     <w:p>
@@ -4691,7 +5585,7 @@
         <w:spacing w:after="80"/>
       </w:pPr>
       <w:r>
-        <w:t>7. Test sign-in, AI query, transaction add, import, analytics, goals, net worth, holdings refresh, and persistence reload flows.</w:t>
+        <w:t>7. Redeploy after env changes.</w:t>
       </w:r>
     </w:p>
     <w:p>
@@ -4700,7 +5594,25 @@
         <w:spacing w:after="80"/>
       </w:pPr>
       <w:r>
-        <w:t>8. Check browser console and Vercel function logs for any last-mile failures.</w:t>
+        <w:t>8. Validate `/api/ai/health`, `/api/market/search`, and `/api/market/fx` in production.</w:t>
+      </w:r>
+    </w:p>
+    <w:p>
+      <w:pPr>
+        <w:pStyle w:val="ListBullet"/>
+        <w:spacing w:after="80"/>
+      </w:pPr>
+      <w:r>
+        <w:t>9. Test sign-in, AI query, transaction add, import, analytics, goals, net worth, holdings refresh, vault upload/sync, install prompt behavior, and persistence reload flows.</w:t>
+      </w:r>
+    </w:p>
+    <w:p>
+      <w:pPr>
+        <w:pStyle w:val="ListBullet"/>
+        <w:spacing w:after="80"/>
+      </w:pPr>
+      <w:r>
+        <w:t>10. Check browser console and Vercel function logs for any last-mile failures.</w:t>
       </w:r>
     </w:p>
     <w:sectPr>
